--- a/docs/SPU-Dental-System-Design.docx
+++ b/docs/SPU-Dental-System-Design.docx
@@ -5,10 +5,9 @@
     <w:p/>
     <w:p/>
     <w:p/>
-    <w:p/>
-    <w:p/>
     <w:p>
       <w:pPr>
+        <w:spacing w:after="40"/>
         <w:jc w:val="center"/>
       </w:pPr>
       <w:r>
@@ -64,8 +63,6 @@
         <w:t>System Design Document</w:t>
       </w:r>
     </w:p>
-    <w:p/>
-    <w:p/>
     <w:p/>
     <w:p/>
     <w:p/>
@@ -79,8 +76,8 @@
         <w:tblLook w:val="04A0" w:firstRow="1" w:lastRow="0" w:firstColumn="1" w:lastColumn="0" w:noHBand="0" w:noVBand="1"/>
       </w:tblPr>
       <w:tblGrid>
-        <w:gridCol w:w="2268"/>
-        <w:gridCol w:w="4535"/>
+        <w:gridCol w:w="2381"/>
+        <w:gridCol w:w="5102"/>
       </w:tblGrid>
       <w:tr>
         <w:trPr>
@@ -88,10 +85,11 @@
         </w:trPr>
         <w:tc>
           <w:tcPr>
-            <w:tcW w:w="2268" w:type="dxa"/>
-          </w:tcPr>
-          <w:p>
-            <w:pPr>
+            <w:tcW w:w="2381" w:type="dxa"/>
+          </w:tcPr>
+          <w:p>
+            <w:pPr>
+              <w:spacing w:after="60"/>
               <w:jc w:val="right"/>
             </w:pPr>
             <w:r>
@@ -105,9 +103,12 @@
         </w:tc>
         <w:tc>
           <w:tcPr>
-            <w:tcW w:w="4535" w:type="dxa"/>
-          </w:tcPr>
-          <w:p>
+            <w:tcW w:w="5102" w:type="dxa"/>
+          </w:tcPr>
+          <w:p>
+            <w:pPr>
+              <w:spacing w:after="60"/>
+            </w:pPr>
             <w:r>
               <w:t>Hamza Almawla, Zeannab Alhommsi</w:t>
             </w:r>
@@ -120,10 +121,11 @@
         </w:trPr>
         <w:tc>
           <w:tcPr>
-            <w:tcW w:w="2268" w:type="dxa"/>
-          </w:tcPr>
-          <w:p>
-            <w:pPr>
+            <w:tcW w:w="2381" w:type="dxa"/>
+          </w:tcPr>
+          <w:p>
+            <w:pPr>
+              <w:spacing w:after="60"/>
               <w:jc w:val="right"/>
             </w:pPr>
             <w:r>
@@ -137,9 +139,12 @@
         </w:tc>
         <w:tc>
           <w:tcPr>
-            <w:tcW w:w="4535" w:type="dxa"/>
-          </w:tcPr>
-          <w:p>
+            <w:tcW w:w="5102" w:type="dxa"/>
+          </w:tcPr>
+          <w:p>
+            <w:pPr>
+              <w:spacing w:after="60"/>
+            </w:pPr>
             <w:r>
               <w:t>Oct 28, 2026</w:t>
             </w:r>
@@ -152,10 +157,11 @@
         </w:trPr>
         <w:tc>
           <w:tcPr>
-            <w:tcW w:w="2268" w:type="dxa"/>
-          </w:tcPr>
-          <w:p>
-            <w:pPr>
+            <w:tcW w:w="2381" w:type="dxa"/>
+          </w:tcPr>
+          <w:p>
+            <w:pPr>
+              <w:spacing w:after="60"/>
               <w:jc w:val="right"/>
             </w:pPr>
             <w:r>
@@ -169,9 +175,12 @@
         </w:tc>
         <w:tc>
           <w:tcPr>
-            <w:tcW w:w="4535" w:type="dxa"/>
-          </w:tcPr>
-          <w:p>
+            <w:tcW w:w="5102" w:type="dxa"/>
+          </w:tcPr>
+          <w:p>
+            <w:pPr>
+              <w:spacing w:after="60"/>
+            </w:pPr>
             <w:r>
               <w:t>Draft for review</w:t>
             </w:r>
@@ -217,7 +226,7 @@
       <w:r>
         <w:fldChar w:fldCharType="separate"/>
       </w:r>
-      <w:hyperlink w:anchor="_Toc244092771" w:history="1">
+      <w:hyperlink w:anchor="_Toc244094648" w:history="1">
         <w:r>
           <w:rPr>
             <w:rStyle w:val="Hyperlink"/>
@@ -244,7 +253,7 @@
             <w:noProof/>
             <w:webHidden/>
           </w:rPr>
-          <w:instrText xml:space="preserve"> PAGEREF _Toc244092771 \h </w:instrText>
+          <w:instrText xml:space="preserve"> PAGEREF _Toc244094648 \h </w:instrText>
         </w:r>
         <w:r>
           <w:rPr>
@@ -285,7 +294,7 @@
           <w:noProof/>
         </w:rPr>
       </w:pPr>
-      <w:hyperlink w:anchor="_Toc244092772" w:history="1">
+      <w:hyperlink w:anchor="_Toc244094649" w:history="1">
         <w:r>
           <w:rPr>
             <w:rStyle w:val="Hyperlink"/>
@@ -312,7 +321,7 @@
             <w:noProof/>
             <w:webHidden/>
           </w:rPr>
-          <w:instrText xml:space="preserve"> PAGEREF _Toc244092772 \h </w:instrText>
+          <w:instrText xml:space="preserve"> PAGEREF _Toc244094649 \h </w:instrText>
         </w:r>
         <w:r>
           <w:rPr>
@@ -353,7 +362,7 @@
           <w:noProof/>
         </w:rPr>
       </w:pPr>
-      <w:hyperlink w:anchor="_Toc244092773" w:history="1">
+      <w:hyperlink w:anchor="_Toc244094650" w:history="1">
         <w:r>
           <w:rPr>
             <w:rStyle w:val="Hyperlink"/>
@@ -380,75 +389,7 @@
             <w:noProof/>
             <w:webHidden/>
           </w:rPr>
-          <w:instrText xml:space="preserve"> PAGEREF _Toc244092773 \h </w:instrText>
-        </w:r>
-        <w:r>
-          <w:rPr>
-            <w:noProof/>
-            <w:webHidden/>
-          </w:rPr>
-        </w:r>
-        <w:r>
-          <w:rPr>
-            <w:noProof/>
-            <w:webHidden/>
-          </w:rPr>
-          <w:fldChar w:fldCharType="separate"/>
-        </w:r>
-        <w:r>
-          <w:rPr>
-            <w:noProof/>
-            <w:webHidden/>
-          </w:rPr>
-          <w:t>2</w:t>
-        </w:r>
-        <w:r>
-          <w:rPr>
-            <w:noProof/>
-            <w:webHidden/>
-          </w:rPr>
-          <w:fldChar w:fldCharType="end"/>
-        </w:r>
-      </w:hyperlink>
-    </w:p>
-    <w:p>
-      <w:pPr>
-        <w:pStyle w:val="TOC2"/>
-        <w:tabs>
-          <w:tab w:val="right" w:leader="dot" w:pos="9288"/>
-        </w:tabs>
-        <w:rPr>
-          <w:noProof/>
-        </w:rPr>
-      </w:pPr>
-      <w:hyperlink w:anchor="_Toc244092774" w:history="1">
-        <w:r>
-          <w:rPr>
-            <w:rStyle w:val="Hyperlink"/>
-            <w:noProof/>
-          </w:rPr>
-          <w:t>Backend and dashboard</w:t>
-        </w:r>
-        <w:r>
-          <w:rPr>
-            <w:noProof/>
-            <w:webHidden/>
-          </w:rPr>
-          <w:tab/>
-        </w:r>
-        <w:r>
-          <w:rPr>
-            <w:noProof/>
-            <w:webHidden/>
-          </w:rPr>
-          <w:fldChar w:fldCharType="begin"/>
-        </w:r>
-        <w:r>
-          <w:rPr>
-            <w:noProof/>
-            <w:webHidden/>
-          </w:rPr>
-          <w:instrText xml:space="preserve"> PAGEREF _Toc244092774 \h </w:instrText>
+          <w:instrText xml:space="preserve"> PAGEREF _Toc244094650 \h </w:instrText>
         </w:r>
         <w:r>
           <w:rPr>
@@ -489,13 +430,13 @@
           <w:noProof/>
         </w:rPr>
       </w:pPr>
-      <w:hyperlink w:anchor="_Toc244092775" w:history="1">
+      <w:hyperlink w:anchor="_Toc244094651" w:history="1">
         <w:r>
           <w:rPr>
             <w:rStyle w:val="Hyperlink"/>
             <w:noProof/>
           </w:rPr>
-          <w:t>Mobile app</w:t>
+          <w:t>Backend and dashboard</w:t>
         </w:r>
         <w:r>
           <w:rPr>
@@ -516,7 +457,7 @@
             <w:noProof/>
             <w:webHidden/>
           </w:rPr>
-          <w:instrText xml:space="preserve"> PAGEREF _Toc244092775 \h </w:instrText>
+          <w:instrText xml:space="preserve"> PAGEREF _Toc244094651 \h </w:instrText>
         </w:r>
         <w:r>
           <w:rPr>
@@ -557,7 +498,75 @@
           <w:noProof/>
         </w:rPr>
       </w:pPr>
-      <w:hyperlink w:anchor="_Toc244092776" w:history="1">
+      <w:hyperlink w:anchor="_Toc244094652" w:history="1">
+        <w:r>
+          <w:rPr>
+            <w:rStyle w:val="Hyperlink"/>
+            <w:noProof/>
+          </w:rPr>
+          <w:t>Mobile app</w:t>
+        </w:r>
+        <w:r>
+          <w:rPr>
+            <w:noProof/>
+            <w:webHidden/>
+          </w:rPr>
+          <w:tab/>
+        </w:r>
+        <w:r>
+          <w:rPr>
+            <w:noProof/>
+            <w:webHidden/>
+          </w:rPr>
+          <w:fldChar w:fldCharType="begin"/>
+        </w:r>
+        <w:r>
+          <w:rPr>
+            <w:noProof/>
+            <w:webHidden/>
+          </w:rPr>
+          <w:instrText xml:space="preserve"> PAGEREF _Toc244094652 \h </w:instrText>
+        </w:r>
+        <w:r>
+          <w:rPr>
+            <w:noProof/>
+            <w:webHidden/>
+          </w:rPr>
+        </w:r>
+        <w:r>
+          <w:rPr>
+            <w:noProof/>
+            <w:webHidden/>
+          </w:rPr>
+          <w:fldChar w:fldCharType="separate"/>
+        </w:r>
+        <w:r>
+          <w:rPr>
+            <w:noProof/>
+            <w:webHidden/>
+          </w:rPr>
+          <w:t>3</w:t>
+        </w:r>
+        <w:r>
+          <w:rPr>
+            <w:noProof/>
+            <w:webHidden/>
+          </w:rPr>
+          <w:fldChar w:fldCharType="end"/>
+        </w:r>
+      </w:hyperlink>
+    </w:p>
+    <w:p>
+      <w:pPr>
+        <w:pStyle w:val="TOC2"/>
+        <w:tabs>
+          <w:tab w:val="right" w:leader="dot" w:pos="9288"/>
+        </w:tabs>
+        <w:rPr>
+          <w:noProof/>
+        </w:rPr>
+      </w:pPr>
+      <w:hyperlink w:anchor="_Toc244094653" w:history="1">
         <w:r>
           <w:rPr>
             <w:rStyle w:val="Hyperlink"/>
@@ -584,7 +593,7 @@
             <w:noProof/>
             <w:webHidden/>
           </w:rPr>
-          <w:instrText xml:space="preserve"> PAGEREF _Toc244092776 \h </w:instrText>
+          <w:instrText xml:space="preserve"> PAGEREF _Toc244094653 \h </w:instrText>
         </w:r>
         <w:r>
           <w:rPr>
@@ -625,7 +634,7 @@
           <w:noProof/>
         </w:rPr>
       </w:pPr>
-      <w:hyperlink w:anchor="_Toc244092777" w:history="1">
+      <w:hyperlink w:anchor="_Toc244094654" w:history="1">
         <w:r>
           <w:rPr>
             <w:rStyle w:val="Hyperlink"/>
@@ -652,7 +661,7 @@
             <w:noProof/>
             <w:webHidden/>
           </w:rPr>
-          <w:instrText xml:space="preserve"> PAGEREF _Toc244092777 \h </w:instrText>
+          <w:instrText xml:space="preserve"> PAGEREF _Toc244094654 \h </w:instrText>
         </w:r>
         <w:r>
           <w:rPr>
@@ -693,7 +702,7 @@
           <w:noProof/>
         </w:rPr>
       </w:pPr>
-      <w:hyperlink w:anchor="_Toc244092778" w:history="1">
+      <w:hyperlink w:anchor="_Toc244094655" w:history="1">
         <w:r>
           <w:rPr>
             <w:rStyle w:val="Hyperlink"/>
@@ -720,7 +729,7 @@
             <w:noProof/>
             <w:webHidden/>
           </w:rPr>
-          <w:instrText xml:space="preserve"> PAGEREF _Toc244092778 \h </w:instrText>
+          <w:instrText xml:space="preserve"> PAGEREF _Toc244094655 \h </w:instrText>
         </w:r>
         <w:r>
           <w:rPr>
@@ -761,7 +770,7 @@
           <w:noProof/>
         </w:rPr>
       </w:pPr>
-      <w:hyperlink w:anchor="_Toc244092779" w:history="1">
+      <w:hyperlink w:anchor="_Toc244094656" w:history="1">
         <w:r>
           <w:rPr>
             <w:rStyle w:val="Hyperlink"/>
@@ -788,7 +797,7 @@
             <w:noProof/>
             <w:webHidden/>
           </w:rPr>
-          <w:instrText xml:space="preserve"> PAGEREF _Toc244092779 \h </w:instrText>
+          <w:instrText xml:space="preserve"> PAGEREF _Toc244094656 \h </w:instrText>
         </w:r>
         <w:r>
           <w:rPr>
@@ -829,7 +838,7 @@
           <w:noProof/>
         </w:rPr>
       </w:pPr>
-      <w:hyperlink w:anchor="_Toc244092780" w:history="1">
+      <w:hyperlink w:anchor="_Toc244094657" w:history="1">
         <w:r>
           <w:rPr>
             <w:rStyle w:val="Hyperlink"/>
@@ -856,7 +865,7 @@
             <w:noProof/>
             <w:webHidden/>
           </w:rPr>
-          <w:instrText xml:space="preserve"> PAGEREF _Toc244092780 \h </w:instrText>
+          <w:instrText xml:space="preserve"> PAGEREF _Toc244094657 \h </w:instrText>
         </w:r>
         <w:r>
           <w:rPr>
@@ -897,7 +906,7 @@
           <w:noProof/>
         </w:rPr>
       </w:pPr>
-      <w:hyperlink w:anchor="_Toc244092781" w:history="1">
+      <w:hyperlink w:anchor="_Toc244094658" w:history="1">
         <w:r>
           <w:rPr>
             <w:rStyle w:val="Hyperlink"/>
@@ -924,7 +933,7 @@
             <w:noProof/>
             <w:webHidden/>
           </w:rPr>
-          <w:instrText xml:space="preserve"> PAGEREF _Toc244092781 \h </w:instrText>
+          <w:instrText xml:space="preserve"> PAGEREF _Toc244094658 \h </w:instrText>
         </w:r>
         <w:r>
           <w:rPr>
@@ -965,7 +974,7 @@
           <w:noProof/>
         </w:rPr>
       </w:pPr>
-      <w:hyperlink w:anchor="_Toc244092782" w:history="1">
+      <w:hyperlink w:anchor="_Toc244094659" w:history="1">
         <w:r>
           <w:rPr>
             <w:rStyle w:val="Hyperlink"/>
@@ -992,7 +1001,7 @@
             <w:noProof/>
             <w:webHidden/>
           </w:rPr>
-          <w:instrText xml:space="preserve"> PAGEREF _Toc244092782 \h </w:instrText>
+          <w:instrText xml:space="preserve"> PAGEREF _Toc244094659 \h </w:instrText>
         </w:r>
         <w:r>
           <w:rPr>
@@ -1033,7 +1042,7 @@
           <w:noProof/>
         </w:rPr>
       </w:pPr>
-      <w:hyperlink w:anchor="_Toc244092783" w:history="1">
+      <w:hyperlink w:anchor="_Toc244094660" w:history="1">
         <w:r>
           <w:rPr>
             <w:rStyle w:val="Hyperlink"/>
@@ -1060,7 +1069,7 @@
             <w:noProof/>
             <w:webHidden/>
           </w:rPr>
-          <w:instrText xml:space="preserve"> PAGEREF _Toc244092783 \h </w:instrText>
+          <w:instrText xml:space="preserve"> PAGEREF _Toc244094660 \h </w:instrText>
         </w:r>
         <w:r>
           <w:rPr>
@@ -1101,7 +1110,7 @@
           <w:noProof/>
         </w:rPr>
       </w:pPr>
-      <w:hyperlink w:anchor="_Toc244092784" w:history="1">
+      <w:hyperlink w:anchor="_Toc244094661" w:history="1">
         <w:r>
           <w:rPr>
             <w:rStyle w:val="Hyperlink"/>
@@ -1128,7 +1137,7 @@
             <w:noProof/>
             <w:webHidden/>
           </w:rPr>
-          <w:instrText xml:space="preserve"> PAGEREF _Toc244092784 \h </w:instrText>
+          <w:instrText xml:space="preserve"> PAGEREF _Toc244094661 \h </w:instrText>
         </w:r>
         <w:r>
           <w:rPr>
@@ -1169,7 +1178,7 @@
           <w:noProof/>
         </w:rPr>
       </w:pPr>
-      <w:hyperlink w:anchor="_Toc244092785" w:history="1">
+      <w:hyperlink w:anchor="_Toc244094662" w:history="1">
         <w:r>
           <w:rPr>
             <w:rStyle w:val="Hyperlink"/>
@@ -1196,7 +1205,7 @@
             <w:noProof/>
             <w:webHidden/>
           </w:rPr>
-          <w:instrText xml:space="preserve"> PAGEREF _Toc244092785 \h </w:instrText>
+          <w:instrText xml:space="preserve"> PAGEREF _Toc244094662 \h </w:instrText>
         </w:r>
         <w:r>
           <w:rPr>
@@ -1237,7 +1246,7 @@
           <w:noProof/>
         </w:rPr>
       </w:pPr>
-      <w:hyperlink w:anchor="_Toc244092786" w:history="1">
+      <w:hyperlink w:anchor="_Toc244094663" w:history="1">
         <w:r>
           <w:rPr>
             <w:rStyle w:val="Hyperlink"/>
@@ -1264,7 +1273,7 @@
             <w:noProof/>
             <w:webHidden/>
           </w:rPr>
-          <w:instrText xml:space="preserve"> PAGEREF _Toc244092786 \h </w:instrText>
+          <w:instrText xml:space="preserve"> PAGEREF _Toc244094663 \h </w:instrText>
         </w:r>
         <w:r>
           <w:rPr>
@@ -1305,7 +1314,7 @@
           <w:noProof/>
         </w:rPr>
       </w:pPr>
-      <w:hyperlink w:anchor="_Toc244092787" w:history="1">
+      <w:hyperlink w:anchor="_Toc244094664" w:history="1">
         <w:r>
           <w:rPr>
             <w:rStyle w:val="Hyperlink"/>
@@ -1332,7 +1341,7 @@
             <w:noProof/>
             <w:webHidden/>
           </w:rPr>
-          <w:instrText xml:space="preserve"> PAGEREF _Toc244092787 \h </w:instrText>
+          <w:instrText xml:space="preserve"> PAGEREF _Toc244094664 \h </w:instrText>
         </w:r>
         <w:r>
           <w:rPr>
@@ -1373,7 +1382,7 @@
           <w:noProof/>
         </w:rPr>
       </w:pPr>
-      <w:hyperlink w:anchor="_Toc244092788" w:history="1">
+      <w:hyperlink w:anchor="_Toc244094665" w:history="1">
         <w:r>
           <w:rPr>
             <w:rStyle w:val="Hyperlink"/>
@@ -1400,7 +1409,7 @@
             <w:noProof/>
             <w:webHidden/>
           </w:rPr>
-          <w:instrText xml:space="preserve"> PAGEREF _Toc244092788 \h </w:instrText>
+          <w:instrText xml:space="preserve"> PAGEREF _Toc244094665 \h </w:instrText>
         </w:r>
         <w:r>
           <w:rPr>
@@ -1441,7 +1450,7 @@
           <w:noProof/>
         </w:rPr>
       </w:pPr>
-      <w:hyperlink w:anchor="_Toc244092789" w:history="1">
+      <w:hyperlink w:anchor="_Toc244094666" w:history="1">
         <w:r>
           <w:rPr>
             <w:rStyle w:val="Hyperlink"/>
@@ -1468,7 +1477,7 @@
             <w:noProof/>
             <w:webHidden/>
           </w:rPr>
-          <w:instrText xml:space="preserve"> PAGEREF _Toc244092789 \h </w:instrText>
+          <w:instrText xml:space="preserve"> PAGEREF _Toc244094666 \h </w:instrText>
         </w:r>
         <w:r>
           <w:rPr>
@@ -1509,7 +1518,7 @@
           <w:noProof/>
         </w:rPr>
       </w:pPr>
-      <w:hyperlink w:anchor="_Toc244092790" w:history="1">
+      <w:hyperlink w:anchor="_Toc244094667" w:history="1">
         <w:r>
           <w:rPr>
             <w:rStyle w:val="Hyperlink"/>
@@ -1536,7 +1545,7 @@
             <w:noProof/>
             <w:webHidden/>
           </w:rPr>
-          <w:instrText xml:space="preserve"> PAGEREF _Toc244092790 \h </w:instrText>
+          <w:instrText xml:space="preserve"> PAGEREF _Toc244094667 \h </w:instrText>
         </w:r>
         <w:r>
           <w:rPr>
@@ -1577,7 +1586,7 @@
           <w:noProof/>
         </w:rPr>
       </w:pPr>
-      <w:hyperlink w:anchor="_Toc244092791" w:history="1">
+      <w:hyperlink w:anchor="_Toc244094668" w:history="1">
         <w:r>
           <w:rPr>
             <w:rStyle w:val="Hyperlink"/>
@@ -1604,7 +1613,7 @@
             <w:noProof/>
             <w:webHidden/>
           </w:rPr>
-          <w:instrText xml:space="preserve"> PAGEREF _Toc244092791 \h </w:instrText>
+          <w:instrText xml:space="preserve"> PAGEREF _Toc244094668 \h </w:instrText>
         </w:r>
         <w:r>
           <w:rPr>
@@ -1645,7 +1654,7 @@
           <w:noProof/>
         </w:rPr>
       </w:pPr>
-      <w:hyperlink w:anchor="_Toc244092792" w:history="1">
+      <w:hyperlink w:anchor="_Toc244094669" w:history="1">
         <w:r>
           <w:rPr>
             <w:rStyle w:val="Hyperlink"/>
@@ -1672,7 +1681,7 @@
             <w:noProof/>
             <w:webHidden/>
           </w:rPr>
-          <w:instrText xml:space="preserve"> PAGEREF _Toc244092792 \h </w:instrText>
+          <w:instrText xml:space="preserve"> PAGEREF _Toc244094669 \h </w:instrText>
         </w:r>
         <w:r>
           <w:rPr>
@@ -1713,7 +1722,7 @@
           <w:noProof/>
         </w:rPr>
       </w:pPr>
-      <w:hyperlink w:anchor="_Toc244092793" w:history="1">
+      <w:hyperlink w:anchor="_Toc244094670" w:history="1">
         <w:r>
           <w:rPr>
             <w:rStyle w:val="Hyperlink"/>
@@ -1740,7 +1749,7 @@
             <w:noProof/>
             <w:webHidden/>
           </w:rPr>
-          <w:instrText xml:space="preserve"> PAGEREF _Toc244092793 \h </w:instrText>
+          <w:instrText xml:space="preserve"> PAGEREF _Toc244094670 \h </w:instrText>
         </w:r>
         <w:r>
           <w:rPr>
@@ -1781,7 +1790,7 @@
           <w:noProof/>
         </w:rPr>
       </w:pPr>
-      <w:hyperlink w:anchor="_Toc244092794" w:history="1">
+      <w:hyperlink w:anchor="_Toc244094671" w:history="1">
         <w:r>
           <w:rPr>
             <w:rStyle w:val="Hyperlink"/>
@@ -1808,7 +1817,7 @@
             <w:noProof/>
             <w:webHidden/>
           </w:rPr>
-          <w:instrText xml:space="preserve"> PAGEREF _Toc244092794 \h </w:instrText>
+          <w:instrText xml:space="preserve"> PAGEREF _Toc244094671 \h </w:instrText>
         </w:r>
         <w:r>
           <w:rPr>
@@ -1849,7 +1858,7 @@
           <w:noProof/>
         </w:rPr>
       </w:pPr>
-      <w:hyperlink w:anchor="_Toc244092795" w:history="1">
+      <w:hyperlink w:anchor="_Toc244094672" w:history="1">
         <w:r>
           <w:rPr>
             <w:rStyle w:val="Hyperlink"/>
@@ -1876,7 +1885,7 @@
             <w:noProof/>
             <w:webHidden/>
           </w:rPr>
-          <w:instrText xml:space="preserve"> PAGEREF _Toc244092795 \h </w:instrText>
+          <w:instrText xml:space="preserve"> PAGEREF _Toc244094672 \h </w:instrText>
         </w:r>
         <w:r>
           <w:rPr>
@@ -1917,7 +1926,7 @@
           <w:noProof/>
         </w:rPr>
       </w:pPr>
-      <w:hyperlink w:anchor="_Toc244092796" w:history="1">
+      <w:hyperlink w:anchor="_Toc244094673" w:history="1">
         <w:r>
           <w:rPr>
             <w:rStyle w:val="Hyperlink"/>
@@ -1944,7 +1953,7 @@
             <w:noProof/>
             <w:webHidden/>
           </w:rPr>
-          <w:instrText xml:space="preserve"> PAGEREF _Toc244092796 \h </w:instrText>
+          <w:instrText xml:space="preserve"> PAGEREF _Toc244094673 \h </w:instrText>
         </w:r>
         <w:r>
           <w:rPr>
@@ -1985,7 +1994,7 @@
           <w:noProof/>
         </w:rPr>
       </w:pPr>
-      <w:hyperlink w:anchor="_Toc244092797" w:history="1">
+      <w:hyperlink w:anchor="_Toc244094674" w:history="1">
         <w:r>
           <w:rPr>
             <w:rStyle w:val="Hyperlink"/>
@@ -2012,7 +2021,7 @@
             <w:noProof/>
             <w:webHidden/>
           </w:rPr>
-          <w:instrText xml:space="preserve"> PAGEREF _Toc244092797 \h </w:instrText>
+          <w:instrText xml:space="preserve"> PAGEREF _Toc244094674 \h </w:instrText>
         </w:r>
         <w:r>
           <w:rPr>
@@ -2053,7 +2062,7 @@
           <w:noProof/>
         </w:rPr>
       </w:pPr>
-      <w:hyperlink w:anchor="_Toc244092798" w:history="1">
+      <w:hyperlink w:anchor="_Toc244094675" w:history="1">
         <w:r>
           <w:rPr>
             <w:rStyle w:val="Hyperlink"/>
@@ -2080,7 +2089,7 @@
             <w:noProof/>
             <w:webHidden/>
           </w:rPr>
-          <w:instrText xml:space="preserve"> PAGEREF _Toc244092798 \h </w:instrText>
+          <w:instrText xml:space="preserve"> PAGEREF _Toc244094675 \h </w:instrText>
         </w:r>
         <w:r>
           <w:rPr>
@@ -2121,7 +2130,7 @@
           <w:noProof/>
         </w:rPr>
       </w:pPr>
-      <w:hyperlink w:anchor="_Toc244092799" w:history="1">
+      <w:hyperlink w:anchor="_Toc244094676" w:history="1">
         <w:r>
           <w:rPr>
             <w:rStyle w:val="Hyperlink"/>
@@ -2148,7 +2157,7 @@
             <w:noProof/>
             <w:webHidden/>
           </w:rPr>
-          <w:instrText xml:space="preserve"> PAGEREF _Toc244092799 \h </w:instrText>
+          <w:instrText xml:space="preserve"> PAGEREF _Toc244094676 \h </w:instrText>
         </w:r>
         <w:r>
           <w:rPr>
@@ -2189,7 +2198,7 @@
           <w:noProof/>
         </w:rPr>
       </w:pPr>
-      <w:hyperlink w:anchor="_Toc244092800" w:history="1">
+      <w:hyperlink w:anchor="_Toc244094677" w:history="1">
         <w:r>
           <w:rPr>
             <w:rStyle w:val="Hyperlink"/>
@@ -2216,7 +2225,7 @@
             <w:noProof/>
             <w:webHidden/>
           </w:rPr>
-          <w:instrText xml:space="preserve"> PAGEREF _Toc244092800 \h </w:instrText>
+          <w:instrText xml:space="preserve"> PAGEREF _Toc244094677 \h </w:instrText>
         </w:r>
         <w:r>
           <w:rPr>
@@ -2257,7 +2266,7 @@
           <w:noProof/>
         </w:rPr>
       </w:pPr>
-      <w:hyperlink w:anchor="_Toc244092801" w:history="1">
+      <w:hyperlink w:anchor="_Toc244094678" w:history="1">
         <w:r>
           <w:rPr>
             <w:rStyle w:val="Hyperlink"/>
@@ -2284,7 +2293,7 @@
             <w:noProof/>
             <w:webHidden/>
           </w:rPr>
-          <w:instrText xml:space="preserve"> PAGEREF _Toc244092801 \h </w:instrText>
+          <w:instrText xml:space="preserve"> PAGEREF _Toc244094678 \h </w:instrText>
         </w:r>
         <w:r>
           <w:rPr>
@@ -2325,7 +2334,7 @@
           <w:noProof/>
         </w:rPr>
       </w:pPr>
-      <w:hyperlink w:anchor="_Toc244092802" w:history="1">
+      <w:hyperlink w:anchor="_Toc244094679" w:history="1">
         <w:r>
           <w:rPr>
             <w:rStyle w:val="Hyperlink"/>
@@ -2352,7 +2361,7 @@
             <w:noProof/>
             <w:webHidden/>
           </w:rPr>
-          <w:instrText xml:space="preserve"> PAGEREF _Toc244092802 \h </w:instrText>
+          <w:instrText xml:space="preserve"> PAGEREF _Toc244094679 \h </w:instrText>
         </w:r>
         <w:r>
           <w:rPr>
@@ -2393,7 +2402,7 @@
           <w:noProof/>
         </w:rPr>
       </w:pPr>
-      <w:hyperlink w:anchor="_Toc244092803" w:history="1">
+      <w:hyperlink w:anchor="_Toc244094680" w:history="1">
         <w:r>
           <w:rPr>
             <w:rStyle w:val="Hyperlink"/>
@@ -2420,7 +2429,7 @@
             <w:noProof/>
             <w:webHidden/>
           </w:rPr>
-          <w:instrText xml:space="preserve"> PAGEREF _Toc244092803 \h </w:instrText>
+          <w:instrText xml:space="preserve"> PAGEREF _Toc244094680 \h </w:instrText>
         </w:r>
         <w:r>
           <w:rPr>
@@ -2461,7 +2470,7 @@
           <w:noProof/>
         </w:rPr>
       </w:pPr>
-      <w:hyperlink w:anchor="_Toc244092804" w:history="1">
+      <w:hyperlink w:anchor="_Toc244094681" w:history="1">
         <w:r>
           <w:rPr>
             <w:rStyle w:val="Hyperlink"/>
@@ -2488,7 +2497,7 @@
             <w:noProof/>
             <w:webHidden/>
           </w:rPr>
-          <w:instrText xml:space="preserve"> PAGEREF _Toc244092804 \h </w:instrText>
+          <w:instrText xml:space="preserve"> PAGEREF _Toc244094681 \h </w:instrText>
         </w:r>
         <w:r>
           <w:rPr>
@@ -2529,7 +2538,7 @@
           <w:noProof/>
         </w:rPr>
       </w:pPr>
-      <w:hyperlink w:anchor="_Toc244092805" w:history="1">
+      <w:hyperlink w:anchor="_Toc244094682" w:history="1">
         <w:r>
           <w:rPr>
             <w:rStyle w:val="Hyperlink"/>
@@ -2556,7 +2565,7 @@
             <w:noProof/>
             <w:webHidden/>
           </w:rPr>
-          <w:instrText xml:space="preserve"> PAGEREF _Toc244092805 \h </w:instrText>
+          <w:instrText xml:space="preserve"> PAGEREF _Toc244094682 \h </w:instrText>
         </w:r>
         <w:r>
           <w:rPr>
@@ -2597,7 +2606,7 @@
           <w:noProof/>
         </w:rPr>
       </w:pPr>
-      <w:hyperlink w:anchor="_Toc244092806" w:history="1">
+      <w:hyperlink w:anchor="_Toc244094683" w:history="1">
         <w:r>
           <w:rPr>
             <w:rStyle w:val="Hyperlink"/>
@@ -2624,7 +2633,7 @@
             <w:noProof/>
             <w:webHidden/>
           </w:rPr>
-          <w:instrText xml:space="preserve"> PAGEREF _Toc244092806 \h </w:instrText>
+          <w:instrText xml:space="preserve"> PAGEREF _Toc244094683 \h </w:instrText>
         </w:r>
         <w:r>
           <w:rPr>
@@ -2665,7 +2674,7 @@
           <w:noProof/>
         </w:rPr>
       </w:pPr>
-      <w:hyperlink w:anchor="_Toc244092807" w:history="1">
+      <w:hyperlink w:anchor="_Toc244094684" w:history="1">
         <w:r>
           <w:rPr>
             <w:rStyle w:val="Hyperlink"/>
@@ -2692,7 +2701,7 @@
             <w:noProof/>
             <w:webHidden/>
           </w:rPr>
-          <w:instrText xml:space="preserve"> PAGEREF _Toc244092807 \h </w:instrText>
+          <w:instrText xml:space="preserve"> PAGEREF _Toc244094684 \h </w:instrText>
         </w:r>
         <w:r>
           <w:rPr>
@@ -2733,7 +2742,7 @@
           <w:noProof/>
         </w:rPr>
       </w:pPr>
-      <w:hyperlink w:anchor="_Toc244092808" w:history="1">
+      <w:hyperlink w:anchor="_Toc244094685" w:history="1">
         <w:r>
           <w:rPr>
             <w:rStyle w:val="Hyperlink"/>
@@ -2760,7 +2769,7 @@
             <w:noProof/>
             <w:webHidden/>
           </w:rPr>
-          <w:instrText xml:space="preserve"> PAGEREF _Toc244092808 \h </w:instrText>
+          <w:instrText xml:space="preserve"> PAGEREF _Toc244094685 \h </w:instrText>
         </w:r>
         <w:r>
           <w:rPr>
@@ -2990,6 +2999,7 @@
           </w:tcPr>
           <w:p>
             <w:pPr>
+              <w:keepNext/>
               <w:spacing w:after="0" w:line="240" w:lineRule="auto"/>
             </w:pPr>
             <w:r>
@@ -3007,6 +3017,7 @@
           </w:tcPr>
           <w:p>
             <w:pPr>
+              <w:keepNext/>
               <w:spacing w:after="0" w:line="240" w:lineRule="auto"/>
             </w:pPr>
             <w:r>
@@ -3024,6 +3035,7 @@
           </w:tcPr>
           <w:p>
             <w:pPr>
+              <w:keepNext/>
               <w:spacing w:after="0" w:line="240" w:lineRule="auto"/>
             </w:pPr>
             <w:r>
@@ -3037,6 +3049,66 @@
                 <w:sz w:val="19"/>
               </w:rPr>
               <w:t>modular monolith, SOLID rules, MVVM in the app; Reception role; supervisors on the dashboard; backend-first build plan in two parallel tracks; diagrams added</w:t>
+            </w:r>
+          </w:p>
+        </w:tc>
+      </w:tr>
+      <w:tr>
+        <w:trPr>
+          <w:cantSplit/>
+          <w:jc w:val="center"/>
+        </w:trPr>
+        <w:tc>
+          <w:tcPr>
+            <w:tcW w:w="1570" w:type="dxa"/>
+          </w:tcPr>
+          <w:p>
+            <w:pPr>
+              <w:spacing w:after="0" w:line="240" w:lineRule="auto"/>
+            </w:pPr>
+            <w:r>
+              <w:rPr>
+                <w:sz w:val="19"/>
+              </w:rPr>
+              <w:t>1.2</w:t>
+            </w:r>
+          </w:p>
+        </w:tc>
+        <w:tc>
+          <w:tcPr>
+            <w:tcW w:w="1528" w:type="dxa"/>
+          </w:tcPr>
+          <w:p>
+            <w:pPr>
+              <w:spacing w:after="0" w:line="240" w:lineRule="auto"/>
+            </w:pPr>
+            <w:r>
+              <w:rPr>
+                <w:sz w:val="19"/>
+              </w:rPr>
+              <w:t>29 Oct 2026</w:t>
+            </w:r>
+          </w:p>
+        </w:tc>
+        <w:tc>
+          <w:tcPr>
+            <w:tcW w:w="6199" w:type="dxa"/>
+          </w:tcPr>
+          <w:p>
+            <w:pPr>
+              <w:spacing w:after="0" w:line="240" w:lineRule="auto"/>
+            </w:pPr>
+            <w:r>
+              <w:rPr>
+                <w:sz w:val="19"/>
+              </w:rPr>
+              <w:t>Technology versions checked against current releases: Python 3.13, PostgreSQL 18,</w:t>
+            </w:r>
+            <w:r>
+              <w:rPr>
+                <w:sz w:val="19"/>
+              </w:rPr>
+              <w:t xml:space="preserve"> Redis 8; Garage replaces MinIO, whose community edition was archived in April 2026; Unfold RTL status updated</w:t>
             </w:r>
           </w:p>
         </w:tc>
@@ -3051,7 +3123,7 @@
       <w:pPr>
         <w:pStyle w:val="Heading1"/>
       </w:pPr>
-      <w:bookmarkStart w:id="0" w:name="_Toc244092771"/>
+      <w:bookmarkStart w:id="0" w:name="_Toc244094648"/>
       <w:r>
         <w:t>1. Design overview and goals</w:t>
       </w:r>
@@ -3059,13 +3131,10 @@
     </w:p>
     <w:p>
       <w:r>
-        <w:t>The design keeps the system small enough to build in one month: one</w:t>
-      </w:r>
-      <w:r>
-        <w:t xml:space="preserve"> backend, one database, one mobile codebase. Every clinic rule lives in configuration tables rather than in code. The backend is a modular monolith: one deployable application, split into modules with strict boundaries, so it can grow with the faculty with</w:t>
-      </w:r>
-      <w:r>
-        <w:t>out the cost of microservices.</w:t>
+        <w:t xml:space="preserve">The design keeps the system small enough to build in one month: one backend, one database, one mobile </w:t>
+      </w:r>
+      <w:r>
+        <w:t>codebase. Every clinic rule lives in configuration tables rather than in code. The backend is a modular monolith: one deployable application, split into modules with strict boundaries, so it can grow with the faculty without the cost of microservices.</w:t>
       </w:r>
     </w:p>
     <w:p>
@@ -3078,7 +3147,14 @@
           <w:b/>
           <w:color w:val="1F3A5F"/>
         </w:rPr>
-        <w:t>Design goals, in priority order</w:t>
+        <w:t>Desi</w:t>
+      </w:r>
+      <w:r>
+        <w:rPr>
+          <w:b/>
+          <w:color w:val="1F3A5F"/>
+        </w:rPr>
+        <w:t>gn goals, in priority order</w:t>
       </w:r>
     </w:p>
     <w:p>
@@ -3126,10 +3202,10 @@
         <w:t>Configurable, not coded.</w:t>
       </w:r>
       <w:r>
-        <w:t xml:space="preserve"> Clinics, chairs, sessions</w:t>
-      </w:r>
-      <w:r>
-        <w:t>, courses, steps, grading and lists are data the super admin edits (SRS section 4).</w:t>
+        <w:t xml:space="preserve"> Clinics, chairs, sessions, courses, steps, grading and lists</w:t>
+      </w:r>
+      <w:r>
+        <w:t xml:space="preserve"> are data the super admin edits (SRS section 4).</w:t>
       </w:r>
     </w:p>
     <w:p>
@@ -3177,10 +3253,7 @@
         <w:t>Easy to change.</w:t>
       </w:r>
       <w:r>
-        <w:t xml:space="preserve"> Each class has one responsibili</w:t>
-      </w:r>
-      <w:r>
-        <w:t>ty, and modules depend on interfaces (ports), not on each other's internals, so a change stays in one place.</w:t>
+        <w:t xml:space="preserve"> Each class has one responsibility, and modules depend on interfaces (ports), not on each other's internals, so a change stays in one place.</w:t>
       </w:r>
     </w:p>
     <w:p>
@@ -3204,7 +3277,10 @@
         <w:t>Buildable by two people in parallel with Claude Code.</w:t>
       </w:r>
       <w:r>
-        <w:t xml:space="preserve"> Standard, well-documented libraries; one way of doing each thing; work split into two tracks that do not touch the same files (section 13).</w:t>
+        <w:t xml:space="preserve"> Standard, well-documented libraries; one way of doing each</w:t>
+      </w:r>
+      <w:r>
+        <w:t xml:space="preserve"> thing; work split into two tracks that do not touch the same files (section 13).</w:t>
       </w:r>
     </w:p>
     <w:p>
@@ -3370,7 +3446,13 @@
               <w:rPr>
                 <w:sz w:val="19"/>
               </w:rPr>
-              <w:t>One Django project (a modular monolith), split into modules by domain</w:t>
+              <w:t xml:space="preserve">One Django </w:t>
+            </w:r>
+            <w:r>
+              <w:rPr>
+                <w:sz w:val="19"/>
+              </w:rPr>
+              <w:t>project (a modular monolith), split into modules by domain</w:t>
             </w:r>
           </w:p>
         </w:tc>
@@ -3386,13 +3468,7 @@
               <w:rPr>
                 <w:sz w:val="19"/>
               </w:rPr>
-              <w:t>Simple to deploy and test; clear module boundarie</w:t>
-            </w:r>
-            <w:r>
-              <w:rPr>
-                <w:sz w:val="19"/>
-              </w:rPr>
-              <w:t>s without microservices overhead; a module can later be split out if the faculty needs it</w:t>
+              <w:t>Simple to deploy and test; clear module boundaries without microservices overhead; a module can later be split out if the faculty needs it</w:t>
             </w:r>
           </w:p>
         </w:tc>
@@ -3432,7 +3508,13 @@
               <w:rPr>
                 <w:sz w:val="19"/>
               </w:rPr>
-              <w:t>Ports and adapters (hexagonal) inside each module, following SOLID; not MVC</w:t>
+              <w:t>Ports and adapters (hexagonal) inside e</w:t>
+            </w:r>
+            <w:r>
+              <w:rPr>
+                <w:sz w:val="19"/>
+              </w:rPr>
+              <w:t>ach module, following SOLID; not MVC</w:t>
             </w:r>
           </w:p>
         </w:tc>
@@ -3449,13 +3531,7 @@
               <w:rPr>
                 <w:sz w:val="19"/>
               </w:rPr>
-              <w:t xml:space="preserve">Business rules do not depend on Django, the database or outside </w:t>
-            </w:r>
-            <w:r>
-              <w:rPr>
-                <w:sz w:val="19"/>
-              </w:rPr>
-              <w:t>services, so they are easy to test and to change (section 5)</w:t>
+              <w:t>Business rules do not depend on Django, the database or outside services, so they are easy to test and to change (section 5)</w:t>
             </w:r>
           </w:p>
         </w:tc>
@@ -3477,6 +3553,7 @@
               <w:rPr>
                 <w:sz w:val="19"/>
               </w:rPr>
+              <w:lastRenderedPageBreak/>
               <w:t>Dashboard</w:t>
             </w:r>
           </w:p>
@@ -3509,7 +3586,13 @@
               <w:rPr>
                 <w:sz w:val="19"/>
               </w:rPr>
-              <w:t>No separate frontend or API for admin screens; saves about two weeks</w:t>
+              <w:t xml:space="preserve">No separate frontend or API for admin </w:t>
+            </w:r>
+            <w:r>
+              <w:rPr>
+                <w:sz w:val="19"/>
+              </w:rPr>
+              <w:t>screens; saves about two weeks</w:t>
             </w:r>
           </w:p>
         </w:tc>
@@ -3549,13 +3632,7 @@
               <w:rPr>
                 <w:sz w:val="19"/>
               </w:rPr>
-              <w:t xml:space="preserve">One Flutter app; the role chooses the interface after login; MVVM </w:t>
-            </w:r>
-            <w:r>
-              <w:rPr>
-                <w:sz w:val="19"/>
-              </w:rPr>
-              <w:t>inside</w:t>
+              <w:t>One Flutter app; the role chooses the interface after login; MVVM inside</w:t>
             </w:r>
           </w:p>
         </w:tc>
@@ -3594,7 +3671,6 @@
               <w:rPr>
                 <w:sz w:val="19"/>
               </w:rPr>
-              <w:lastRenderedPageBreak/>
               <w:t>Workflow</w:t>
             </w:r>
           </w:p>
@@ -3627,7 +3703,13 @@
               <w:rPr>
                 <w:sz w:val="19"/>
               </w:rPr>
-              <w:t>Rules are tested in one place and cannot be bypassed from the API or the dashboard</w:t>
+              <w:t xml:space="preserve">Rules are tested in one </w:t>
+            </w:r>
+            <w:r>
+              <w:rPr>
+                <w:sz w:val="19"/>
+              </w:rPr>
+              <w:t>place and cannot be bypassed from the API or the dashboard</w:t>
             </w:r>
           </w:p>
         </w:tc>
@@ -3667,13 +3749,7 @@
               <w:rPr>
                 <w:sz w:val="19"/>
               </w:rPr>
-              <w:t xml:space="preserve">Template tables (courses, steps, </w:t>
-            </w:r>
-            <w:r>
-              <w:rPr>
-                <w:sz w:val="19"/>
-              </w:rPr>
-              <w:t>lists) instead of hard-coded enums</w:t>
+              <w:t>Template tables (courses, steps, lists) instead of hard-coded enums</w:t>
             </w:r>
           </w:p>
         </w:tc>
@@ -3744,7 +3820,13 @@
               <w:rPr>
                 <w:sz w:val="19"/>
               </w:rPr>
-              <w:t>Push notifications, thumbnails, Excel imports and PDF exports run without blocking requests</w:t>
+              <w:t xml:space="preserve">Push </w:t>
+            </w:r>
+            <w:r>
+              <w:rPr>
+                <w:sz w:val="19"/>
+              </w:rPr>
+              <w:t>notifications, thumbnails, Excel imports and PDF exports run without blocking requests</w:t>
             </w:r>
           </w:p>
         </w:tc>
@@ -3784,13 +3866,7 @@
               <w:rPr>
                 <w:sz w:val="19"/>
               </w:rPr>
-              <w:t xml:space="preserve">S3-compatible object storage </w:t>
-            </w:r>
-            <w:r>
-              <w:rPr>
-                <w:sz w:val="19"/>
-              </w:rPr>
-              <w:t>behind signed URLs</w:t>
+              <w:t>S3-compatible object storage behind signed URLs</w:t>
             </w:r>
           </w:p>
         </w:tc>
@@ -3822,7 +3898,7 @@
       <w:pPr>
         <w:pStyle w:val="Heading1"/>
       </w:pPr>
-      <w:bookmarkStart w:id="1" w:name="_Toc244092772"/>
+      <w:bookmarkStart w:id="1" w:name="_Toc244094649"/>
       <w:r>
         <w:t>2. System architecture</w:t>
       </w:r>
@@ -3830,10 +3906,10 @@
     </w:p>
     <w:p>
       <w:r>
-        <w:t xml:space="preserve">Two kinds of client reach one server. The Flutter app talks to the REST API, and the browser opens the Unfold dashboard. Both are </w:t>
-      </w:r>
-      <w:r>
-        <w:t>served by the same Django process and call the same application services.</w:t>
+        <w:t xml:space="preserve">Two </w:t>
+      </w:r>
+      <w:r>
+        <w:t>kinds of client reach one server. The Flutter app talks to the REST API, and the browser opens the Unfold dashboard. Both are served by the same Django process and call the same application services.</w:t>
       </w:r>
     </w:p>
     <w:p>
@@ -3847,7 +3923,7 @@
           <w:noProof/>
         </w:rPr>
         <w:drawing>
-          <wp:inline distT="0" distB="0" distL="0" distR="0" wp14:anchorId="7DDD6D99" wp14:editId="32C280B7">
+          <wp:inline distT="0" distB="0" distL="0" distR="0" wp14:anchorId="24110DF1" wp14:editId="3D50957E">
             <wp:extent cx="5904230" cy="3542538"/>
             <wp:effectExtent l="0" t="0" r="0" b="0"/>
             <wp:docPr id="1" name="Picture 1"/>
@@ -3899,37 +3975,37 @@
     </w:p>
     <w:p>
       <w:r>
-        <w:t>Django handles each request and hands slow work (push messages, thumbnails, imports, PDF exports) to the Celery worker through Redis. Photos go to pri</w:t>
-      </w:r>
-      <w:r>
-        <w:t>vate object storage; the database and storage are backed up off the server every night.</w:t>
+        <w:t>Django handles each requ</w:t>
+      </w:r>
+      <w:r>
+        <w:t>est and hands slow work (push messages, thumbnails, imports, PDF exports) to the Celery worker through Redis. Photos go to private object storage; the database and storage are backed up off the server every night.</w:t>
       </w:r>
     </w:p>
     <w:p>
       <w:pPr>
         <w:pStyle w:val="Heading1"/>
       </w:pPr>
-      <w:bookmarkStart w:id="2" w:name="_Toc244092773"/>
-      <w:r>
+      <w:bookmarkStart w:id="2" w:name="_Toc244094650"/>
+      <w:r>
+        <w:lastRenderedPageBreak/>
         <w:t>3. Technology stack</w:t>
       </w:r>
       <w:bookmarkEnd w:id="2"/>
     </w:p>
     <w:p>
       <w:r>
-        <w:t xml:space="preserve">All choices are mature open-source tools with good documentation, which matters when Claude Code writes most of the code. Pin exact versions in the </w:t>
-      </w:r>
-      <w:r>
-        <w:t>repository when the project starts.</w:t>
+        <w:t>All choices are mature</w:t>
+      </w:r>
+      <w:r>
+        <w:t xml:space="preserve"> open-source tools with good documentation, which matters when Claude Code writes most of the code. Pin exact versions in the repository when the project starts.</w:t>
       </w:r>
     </w:p>
     <w:p>
       <w:pPr>
         <w:pStyle w:val="Heading2"/>
       </w:pPr>
-      <w:bookmarkStart w:id="3" w:name="_Toc244092774"/>
-      <w:r>
-        <w:lastRenderedPageBreak/>
+      <w:bookmarkStart w:id="3" w:name="_Toc244094651"/>
+      <w:r>
         <w:t>Backend and dashboard</w:t>
       </w:r>
       <w:bookmarkEnd w:id="3"/>
@@ -4039,7 +4115,13 @@
               <w:rPr>
                 <w:sz w:val="19"/>
               </w:rPr>
-              <w:t>Python 3.12, Django 5.2 (LTS)</w:t>
+              <w:t xml:space="preserve">Python 3.13, </w:t>
+            </w:r>
+            <w:r>
+              <w:rPr>
+                <w:sz w:val="19"/>
+              </w:rPr>
+              <w:t>Django 5.2 (LTS, supported until April 2028; upgrade to 6.2 LTS after its April 2027 release)</w:t>
             </w:r>
           </w:p>
         </w:tc>
@@ -4140,13 +4222,7 @@
               <w:rPr>
                 <w:sz w:val="19"/>
               </w:rPr>
-              <w:t xml:space="preserve">API </w:t>
-            </w:r>
-            <w:r>
-              <w:rPr>
-                <w:sz w:val="19"/>
-              </w:rPr>
-              <w:t>documentation</w:t>
+              <w:t>API documentation</w:t>
             </w:r>
           </w:p>
         </w:tc>
@@ -4163,7 +4239,13 @@
               <w:rPr>
                 <w:sz w:val="19"/>
               </w:rPr>
-              <w:t>drf-spectacular (OpenAPI schema and Swagger UI)</w:t>
+              <w:t xml:space="preserve">drf-spectacular (OpenAPI schema </w:t>
+            </w:r>
+            <w:r>
+              <w:rPr>
+                <w:sz w:val="19"/>
+              </w:rPr>
+              <w:t>and Swagger UI)</w:t>
             </w:r>
           </w:p>
         </w:tc>
@@ -4357,7 +4439,13 @@
               <w:rPr>
                 <w:sz w:val="19"/>
               </w:rPr>
-              <w:t>django-storages with boto3 (S3-compatible), Pillow for thumbnails</w:t>
+              <w:t xml:space="preserve">django-storages with boto3 </w:t>
+            </w:r>
+            <w:r>
+              <w:rPr>
+                <w:sz w:val="19"/>
+              </w:rPr>
+              <w:t>(S3-compatible), Pillow for thumbnails</w:t>
             </w:r>
           </w:p>
         </w:tc>
@@ -4397,7 +4485,7 @@
               <w:rPr>
                 <w:sz w:val="19"/>
               </w:rPr>
-              <w:t>Celery with Redis as the broker; django-celery-beat for scheduled jobs (round reminders, backups)</w:t>
+              <w:t>Celery with Redis 8 as the broker (open source under AGPLv3; Valkey is a drop-in alternative); django-celery-beat for scheduled jobs (round reminders, backups)</w:t>
             </w:r>
           </w:p>
         </w:tc>
@@ -4519,7 +4607,7 @@
               <w:rPr>
                 <w:sz w:val="19"/>
               </w:rPr>
-              <w:t>PostgreSQL 16</w:t>
+              <w:t>PostgreSQL 18 (supported until November 2030)</w:t>
             </w:r>
           </w:p>
         </w:tc>
@@ -4597,13 +4685,13 @@
               <w:rPr>
                 <w:sz w:val="19"/>
               </w:rPr>
-              <w:t xml:space="preserve">ruff (lint and format), mypy </w:t>
-            </w:r>
-            <w:r>
-              <w:rPr>
-                <w:sz w:val="19"/>
-              </w:rPr>
-              <w:t>(optional)</w:t>
+              <w:t xml:space="preserve">ruff </w:t>
+            </w:r>
+            <w:r>
+              <w:rPr>
+                <w:sz w:val="19"/>
+              </w:rPr>
+              <w:t>(lint and format), mypy (optional)</w:t>
             </w:r>
           </w:p>
         </w:tc>
@@ -4658,7 +4746,7 @@
       <w:pPr>
         <w:pStyle w:val="Heading2"/>
       </w:pPr>
-      <w:bookmarkStart w:id="4" w:name="_Toc244092775"/>
+      <w:bookmarkStart w:id="4" w:name="_Toc244094652"/>
       <w:r>
         <w:t>Mobile app</w:t>
       </w:r>
@@ -4887,13 +4975,13 @@
               <w:rPr>
                 <w:sz w:val="19"/>
               </w:rPr>
-              <w:t xml:space="preserve">dio, with an interceptor that refreshes </w:t>
-            </w:r>
-            <w:r>
-              <w:rPr>
-                <w:sz w:val="19"/>
-              </w:rPr>
-              <w:t>tokens</w:t>
+              <w:t xml:space="preserve">dio, with an </w:t>
+            </w:r>
+            <w:r>
+              <w:rPr>
+                <w:sz w:val="19"/>
+              </w:rPr>
+              <w:t>interceptor that refreshes tokens</w:t>
             </w:r>
           </w:p>
         </w:tc>
@@ -5155,6 +5243,7 @@
               <w:rPr>
                 <w:sz w:val="19"/>
               </w:rPr>
+              <w:lastRenderedPageBreak/>
               <w:t>Connectivity</w:t>
             </w:r>
           </w:p>
@@ -5226,9 +5315,8 @@
       <w:pPr>
         <w:pStyle w:val="Heading2"/>
       </w:pPr>
-      <w:bookmarkStart w:id="5" w:name="_Toc244092776"/>
-      <w:r>
-        <w:lastRenderedPageBreak/>
+      <w:bookmarkStart w:id="5" w:name="_Toc244094653"/>
+      <w:r>
         <w:t>Infrastructure</w:t>
       </w:r>
       <w:bookmarkEnd w:id="5"/>
@@ -5255,8 +5343,8 @@
         <w:tblLook w:val="04A0" w:firstRow="1" w:lastRow="0" w:firstColumn="1" w:lastColumn="0" w:noHBand="0" w:noVBand="1"/>
       </w:tblPr>
       <w:tblGrid>
-        <w:gridCol w:w="3047"/>
-        <w:gridCol w:w="6251"/>
+        <w:gridCol w:w="3017"/>
+        <w:gridCol w:w="6281"/>
       </w:tblGrid>
       <w:tr>
         <w:trPr>
@@ -5266,7 +5354,7 @@
         </w:trPr>
         <w:tc>
           <w:tcPr>
-            <w:tcW w:w="3047" w:type="dxa"/>
+            <w:tcW w:w="3017" w:type="dxa"/>
             <w:shd w:val="clear" w:color="auto" w:fill="1F3A5F"/>
           </w:tcPr>
           <w:p>
@@ -5286,7 +5374,7 @@
         </w:tc>
         <w:tc>
           <w:tcPr>
-            <w:tcW w:w="6251" w:type="dxa"/>
+            <w:tcW w:w="6281" w:type="dxa"/>
             <w:shd w:val="clear" w:color="auto" w:fill="1F3A5F"/>
           </w:tcPr>
           <w:p>
@@ -5312,7 +5400,7 @@
         </w:trPr>
         <w:tc>
           <w:tcPr>
-            <w:tcW w:w="3047" w:type="dxa"/>
+            <w:tcW w:w="3017" w:type="dxa"/>
           </w:tcPr>
           <w:p>
             <w:pPr>
@@ -5329,7 +5417,7 @@
         </w:tc>
         <w:tc>
           <w:tcPr>
-            <w:tcW w:w="6251" w:type="dxa"/>
+            <w:tcW w:w="6281" w:type="dxa"/>
           </w:tcPr>
           <w:p>
             <w:pPr>
@@ -5352,7 +5440,7 @@
         </w:trPr>
         <w:tc>
           <w:tcPr>
-            <w:tcW w:w="3047" w:type="dxa"/>
+            <w:tcW w:w="3017" w:type="dxa"/>
             <w:shd w:val="clear" w:color="auto" w:fill="F2F5F9"/>
           </w:tcPr>
           <w:p>
@@ -5370,7 +5458,7 @@
         </w:tc>
         <w:tc>
           <w:tcPr>
-            <w:tcW w:w="6251" w:type="dxa"/>
+            <w:tcW w:w="6281" w:type="dxa"/>
             <w:shd w:val="clear" w:color="auto" w:fill="F2F5F9"/>
           </w:tcPr>
           <w:p>
@@ -5400,7 +5488,7 @@
         </w:trPr>
         <w:tc>
           <w:tcPr>
-            <w:tcW w:w="3047" w:type="dxa"/>
+            <w:tcW w:w="3017" w:type="dxa"/>
           </w:tcPr>
           <w:p>
             <w:pPr>
@@ -5417,7 +5505,7 @@
         </w:tc>
         <w:tc>
           <w:tcPr>
-            <w:tcW w:w="6251" w:type="dxa"/>
+            <w:tcW w:w="6281" w:type="dxa"/>
           </w:tcPr>
           <w:p>
             <w:pPr>
@@ -5440,7 +5528,7 @@
         </w:trPr>
         <w:tc>
           <w:tcPr>
-            <w:tcW w:w="3047" w:type="dxa"/>
+            <w:tcW w:w="3017" w:type="dxa"/>
             <w:shd w:val="clear" w:color="auto" w:fill="F2F5F9"/>
           </w:tcPr>
           <w:p>
@@ -5458,7 +5546,7 @@
         </w:tc>
         <w:tc>
           <w:tcPr>
-            <w:tcW w:w="6251" w:type="dxa"/>
+            <w:tcW w:w="6281" w:type="dxa"/>
             <w:shd w:val="clear" w:color="auto" w:fill="F2F5F9"/>
           </w:tcPr>
           <w:p>
@@ -5470,7 +5558,13 @@
               <w:rPr>
                 <w:sz w:val="19"/>
               </w:rPr>
-              <w:t>MinIO on the same server, or the cloud provider's S3-compatible storage</w:t>
+              <w:t>Garage (self-hosted, S3-compatible) on the same server, or the hosting provider's S3-compatible storage. MinIO is not used: its community edition was archived in April 2026 and is no longer maintain</w:t>
+            </w:r>
+            <w:r>
+              <w:rPr>
+                <w:sz w:val="19"/>
+              </w:rPr>
+              <w:t>ed</w:t>
             </w:r>
           </w:p>
         </w:tc>
@@ -5482,7 +5576,7 @@
         </w:trPr>
         <w:tc>
           <w:tcPr>
-            <w:tcW w:w="3047" w:type="dxa"/>
+            <w:tcW w:w="3017" w:type="dxa"/>
           </w:tcPr>
           <w:p>
             <w:pPr>
@@ -5499,7 +5593,7 @@
         </w:tc>
         <w:tc>
           <w:tcPr>
-            <w:tcW w:w="6251" w:type="dxa"/>
+            <w:tcW w:w="6281" w:type="dxa"/>
           </w:tcPr>
           <w:p>
             <w:pPr>
@@ -5522,7 +5616,7 @@
         </w:trPr>
         <w:tc>
           <w:tcPr>
-            <w:tcW w:w="3047" w:type="dxa"/>
+            <w:tcW w:w="3017" w:type="dxa"/>
             <w:shd w:val="clear" w:color="auto" w:fill="F2F5F9"/>
           </w:tcPr>
           <w:p>
@@ -5539,24 +5633,18 @@
         </w:tc>
         <w:tc>
           <w:tcPr>
-            <w:tcW w:w="6251" w:type="dxa"/>
-            <w:shd w:val="clear" w:color="auto" w:fill="F2F5F9"/>
-          </w:tcPr>
-          <w:p>
-            <w:pPr>
-              <w:spacing w:after="0" w:line="240" w:lineRule="auto"/>
-            </w:pPr>
-            <w:r>
-              <w:rPr>
-                <w:sz w:val="19"/>
-              </w:rPr>
-              <w:t xml:space="preserve">Flutter build in CI; uploaded to TestFlight and the Google Play </w:t>
-            </w:r>
-            <w:r>
-              <w:rPr>
-                <w:sz w:val="19"/>
-              </w:rPr>
-              <w:t>internal track</w:t>
+            <w:tcW w:w="6281" w:type="dxa"/>
+            <w:shd w:val="clear" w:color="auto" w:fill="F2F5F9"/>
+          </w:tcPr>
+          <w:p>
+            <w:pPr>
+              <w:spacing w:after="0" w:line="240" w:lineRule="auto"/>
+            </w:pPr>
+            <w:r>
+              <w:rPr>
+                <w:sz w:val="19"/>
+              </w:rPr>
+              <w:t>Flutter build in CI; uploaded to TestFlight and the Google Play internal track</w:t>
             </w:r>
           </w:p>
         </w:tc>
@@ -5571,7 +5659,7 @@
       <w:pPr>
         <w:pStyle w:val="Heading1"/>
       </w:pPr>
-      <w:bookmarkStart w:id="6" w:name="_Toc244092777"/>
+      <w:bookmarkStart w:id="6" w:name="_Toc244094654"/>
       <w:r>
         <w:t>4. Repository structure</w:t>
       </w:r>
@@ -5579,7 +5667,10 @@
     </w:p>
     <w:p>
       <w:r>
-        <w:t>One Git repository holds the backend, the mobile app, the deployment files and the documents, so one Claude Code session can see the whole system.</w:t>
+        <w:t xml:space="preserve">One Git repository holds the backend, the mobile app, the deployment files and the </w:t>
+      </w:r>
+      <w:r>
+        <w:t>documents, so one Claude Code session can see the whole system.</w:t>
       </w:r>
     </w:p>
     <w:tbl>
@@ -5631,14 +5722,15 @@
                 <w:sz w:val="17"/>
               </w:rPr>
               <w:br/>
-              <w:t xml:space="preserve">├── CLAUDE.md                  # conventions for </w:t>
+              <w:t>├── CLAUDE.md                  # conventions for Claude Code (section 13)</w:t>
             </w:r>
             <w:r>
               <w:rPr>
                 <w:rFonts w:ascii="Consolas" w:eastAsia="Consolas" w:hAnsi="Consolas" w:cs="Consolas"/>
                 <w:sz w:val="17"/>
               </w:rPr>
-              <w:t>Claude Code (section 13)</w:t>
+              <w:br/>
+              <w:t>├── README.md</w:t>
             </w:r>
             <w:r>
               <w:rPr>
@@ -5646,7 +5738,7 @@
                 <w:sz w:val="17"/>
               </w:rPr>
               <w:br/>
-              <w:t>├── README.md</w:t>
+              <w:t>├── docs/                      # SRS, this design, API notes, decisions log</w:t>
             </w:r>
             <w:r>
               <w:rPr>
@@ -5654,7 +5746,7 @@
                 <w:sz w:val="17"/>
               </w:rPr>
               <w:br/>
-              <w:t>├── docs/                      # SRS, this design, API notes, decisions log</w:t>
+              <w:t>├── backend/</w:t>
             </w:r>
             <w:r>
               <w:rPr>
@@ -5662,15 +5754,14 @@
                 <w:sz w:val="17"/>
               </w:rPr>
               <w:br/>
-              <w:t>├── backend/</w:t>
+              <w:t xml:space="preserve">│  </w:t>
             </w:r>
             <w:r>
               <w:rPr>
                 <w:rFonts w:ascii="Consolas" w:eastAsia="Consolas" w:hAnsi="Consolas" w:cs="Consolas"/>
                 <w:sz w:val="17"/>
               </w:rPr>
-              <w:br/>
-              <w:t>│   ├── manage.py</w:t>
+              <w:t xml:space="preserve"> ├── manage.py</w:t>
             </w:r>
             <w:r>
               <w:rPr>
@@ -5686,14 +5777,15 @@
                 <w:sz w:val="17"/>
               </w:rPr>
               <w:br/>
-              <w:t>│   ├── config/                # settings (base, dev, staging, prod), urls, celery, wsg</w:t>
+              <w:t>│   ├── config/                # settings (base, dev, staging, prod), urls, celery, wsgi</w:t>
             </w:r>
             <w:r>
               <w:rPr>
                 <w:rFonts w:ascii="Consolas" w:eastAsia="Consolas" w:hAnsi="Consolas" w:cs="Consolas"/>
                 <w:sz w:val="17"/>
               </w:rPr>
-              <w:t>i</w:t>
+              <w:br/>
+              <w:t>│   ├── apps/                  # one folder per module, all with the layout in section 5</w:t>
             </w:r>
             <w:r>
               <w:rPr>
@@ -5701,15 +5793,14 @@
                 <w:sz w:val="17"/>
               </w:rPr>
               <w:br/>
-              <w:t>│   ├── apps/                  # one folder per module, all with the layout in section 5</w:t>
+              <w:t>│   │   ├── core/              # base mo</w:t>
             </w:r>
             <w:r>
               <w:rPr>
                 <w:rFonts w:ascii="Consolas" w:eastAsia="Consolas" w:hAnsi="Consolas" w:cs="Consolas"/>
                 <w:sz w:val="17"/>
               </w:rPr>
-              <w:br/>
-              <w:t>│   │   ├── core/              # base models, audit, permissions, shared ports</w:t>
+              <w:t>dels, audit, permissions, shared ports</w:t>
             </w:r>
             <w:r>
               <w:rPr>
@@ -5725,14 +5816,15 @@
                 <w:sz w:val="17"/>
               </w:rPr>
               <w:br/>
-              <w:t>│   │   ├── setup/             # terms, departments, clinics, ch</w:t>
+              <w:t>│   │   ├── setup/             # terms, departments, clinics, chairs, sessions, lookup lists</w:t>
             </w:r>
             <w:r>
               <w:rPr>
                 <w:rFonts w:ascii="Consolas" w:eastAsia="Consolas" w:hAnsi="Consolas" w:cs="Consolas"/>
                 <w:sz w:val="17"/>
               </w:rPr>
-              <w:t>airs, sessions, lookup lists</w:t>
+              <w:br/>
+              <w:t>│   │   ├── academics/         # courses, templates, enrollments, supervisor scope</w:t>
             </w:r>
             <w:r>
               <w:rPr>
@@ -5740,15 +5832,14 @@
                 <w:sz w:val="17"/>
               </w:rPr>
               <w:br/>
-              <w:t>│   │   ├── academics/         # courses, templates, enrollments, supervisor scope</w:t>
+              <w:t>│   │   ├── patient</w:t>
             </w:r>
             <w:r>
               <w:rPr>
                 <w:rFonts w:ascii="Consolas" w:eastAsia="Consolas" w:hAnsi="Consolas" w:cs="Consolas"/>
                 <w:sz w:val="17"/>
               </w:rPr>
-              <w:br/>
-              <w:t>│   │   ├── patients/</w:t>
+              <w:t>s/</w:t>
             </w:r>
             <w:r>
               <w:rPr>
@@ -5780,14 +5871,15 @@
                 <w:sz w:val="17"/>
               </w:rPr>
               <w:br/>
-              <w:t>│   │   ├</w:t>
+              <w:t>│   │   ├── media/             # photos and X-rays</w:t>
             </w:r>
             <w:r>
               <w:rPr>
                 <w:rFonts w:ascii="Consolas" w:eastAsia="Consolas" w:hAnsi="Consolas" w:cs="Consolas"/>
                 <w:sz w:val="17"/>
               </w:rPr>
-              <w:t>── media/             # photos and X-rays</w:t>
+              <w:br/>
+              <w:t>│   │   ├── scheduling/        # chair distribution, attendance</w:t>
             </w:r>
             <w:r>
               <w:rPr>
@@ -5795,15 +5887,14 @@
                 <w:sz w:val="17"/>
               </w:rPr>
               <w:br/>
-              <w:t>│   │   ├── scheduling/        # chair distribution, attendance</w:t>
+              <w:t xml:space="preserve">│   │   ├── maintenance/ </w:t>
             </w:r>
             <w:r>
               <w:rPr>
                 <w:rFonts w:ascii="Consolas" w:eastAsia="Consolas" w:hAnsi="Consolas" w:cs="Consolas"/>
                 <w:sz w:val="17"/>
               </w:rPr>
-              <w:br/>
-              <w:t>│   │   ├── maintenance/       # rounds, tickets</w:t>
+              <w:t xml:space="preserve">      # rounds, tickets</w:t>
             </w:r>
             <w:r>
               <w:rPr>
@@ -5827,14 +5918,15 @@
                 <w:sz w:val="17"/>
               </w:rPr>
               <w:br/>
-              <w:t>│   ├── templates/             # PDF and dashboard te</w:t>
+              <w:t>│   ├── templates/             # PDF and dashboard templates</w:t>
             </w:r>
             <w:r>
               <w:rPr>
                 <w:rFonts w:ascii="Consolas" w:eastAsia="Consolas" w:hAnsi="Consolas" w:cs="Consolas"/>
                 <w:sz w:val="17"/>
               </w:rPr>
-              <w:t>mplates</w:t>
+              <w:br/>
+              <w:t>│   ├── locale/ar/             # Arabic translations</w:t>
             </w:r>
             <w:r>
               <w:rPr>
@@ -5842,7 +5934,7 @@
                 <w:sz w:val="17"/>
               </w:rPr>
               <w:br/>
-              <w:t>│   ├── locale/ar/             # Arabic translations</w:t>
+              <w:t>│   └── tests/</w:t>
             </w:r>
             <w:r>
               <w:rPr>
@@ -5850,7 +5942,7 @@
                 <w:sz w:val="17"/>
               </w:rPr>
               <w:br/>
-              <w:t>│   └── tests/</w:t>
+              <w:t>├── mobile/</w:t>
             </w:r>
             <w:r>
               <w:rPr>
@@ -5858,7 +5950,7 @@
                 <w:sz w:val="17"/>
               </w:rPr>
               <w:br/>
-              <w:t>├── mobile/</w:t>
+              <w:t>│   ├── pubspec.yaml</w:t>
             </w:r>
             <w:r>
               <w:rPr>
@@ -5866,7 +5958,7 @@
                 <w:sz w:val="17"/>
               </w:rPr>
               <w:br/>
-              <w:t>│   ├── pubspec.yaml</w:t>
+              <w:t>│   ├── lib/</w:t>
             </w:r>
             <w:r>
               <w:rPr>
@@ -5874,15 +5966,14 @@
                 <w:sz w:val="17"/>
               </w:rPr>
               <w:br/>
-              <w:t>│   ├── lib/</w:t>
+              <w:t>│   │   ├</w:t>
             </w:r>
             <w:r>
               <w:rPr>
                 <w:rFonts w:ascii="Consolas" w:eastAsia="Consolas" w:hAnsi="Consolas" w:cs="Consolas"/>
                 <w:sz w:val="17"/>
               </w:rPr>
-              <w:br/>
-              <w:t>│   │   ├── main.dart</w:t>
+              <w:t>── main.dart</w:t>
             </w:r>
             <w:r>
               <w:rPr>
@@ -5898,14 +5989,15 @@
                 <w:sz w:val="17"/>
               </w:rPr>
               <w:br/>
-              <w:t xml:space="preserve">│   │   ├── shared/       </w:t>
+              <w:t>│   │   ├── shared/            # widgets, models used by all roles</w:t>
             </w:r>
             <w:r>
               <w:rPr>
                 <w:rFonts w:ascii="Consolas" w:eastAsia="Consolas" w:hAnsi="Consolas" w:cs="Consolas"/>
                 <w:sz w:val="17"/>
               </w:rPr>
-              <w:t xml:space="preserve">     # widgets, models used by all roles</w:t>
+              <w:br/>
+              <w:t>│   │   └── features/          # each feature has model/, viewmodel/, view/ (MVVM)</w:t>
             </w:r>
             <w:r>
               <w:rPr>
@@ -5913,15 +6005,14 @@
                 <w:sz w:val="17"/>
               </w:rPr>
               <w:br/>
-              <w:t>│   │   └── features/          # each feature has model/, viewmodel/, view/ (MVVM)</w:t>
+              <w:t xml:space="preserve">│   │  </w:t>
             </w:r>
             <w:r>
               <w:rPr>
                 <w:rFonts w:ascii="Consolas" w:eastAsia="Consolas" w:hAnsi="Consolas" w:cs="Consolas"/>
                 <w:sz w:val="17"/>
               </w:rPr>
-              <w:br/>
-              <w:t>│   │       ├── auth/</w:t>
+              <w:t xml:space="preserve">     ├── auth/</w:t>
             </w:r>
             <w:r>
               <w:rPr>
@@ -5929,22 +6020,22 @@
                 <w:sz w:val="17"/>
               </w:rPr>
               <w:br/>
-              <w:t>│   │       ├── student/       # home, patients, diagnosis, work cards, logbook</w:t>
             </w:r>
             <w:r>
               <w:rPr>
                 <w:rFonts w:ascii="Consolas" w:eastAsia="Consolas" w:hAnsi="Consolas" w:cs="Consolas"/>
                 <w:sz w:val="17"/>
               </w:rPr>
-              <w:br/>
-              <w:t xml:space="preserve">│   │       ├── supervisor/   </w:t>
+              <w:lastRenderedPageBreak/>
+              <w:t>│   │       ├── student/       # home, patients, diagnosis, work cards, logbook</w:t>
             </w:r>
             <w:r>
               <w:rPr>
                 <w:rFonts w:ascii="Consolas" w:eastAsia="Consolas" w:hAnsi="Consolas" w:cs="Consolas"/>
                 <w:sz w:val="17"/>
               </w:rPr>
-              <w:t xml:space="preserve"> # approvals, referrals, assignment, clinic today</w:t>
+              <w:br/>
+              <w:t>│   │       ├── supervisor/    # approvals, referrals, assignment, clinic today</w:t>
             </w:r>
             <w:r>
               <w:rPr>
@@ -5960,13 +6051,20 @@
                 <w:sz w:val="17"/>
               </w:rPr>
               <w:br/>
-              <w:t>│   │       └── notifications/</w:t>
+              <w:t>│   │       └── notifica</w:t>
             </w:r>
             <w:r>
               <w:rPr>
                 <w:rFonts w:ascii="Consolas" w:eastAsia="Consolas" w:hAnsi="Consolas" w:cs="Consolas"/>
                 <w:sz w:val="17"/>
               </w:rPr>
+              <w:t>tions/</w:t>
+            </w:r>
+            <w:r>
+              <w:rPr>
+                <w:rFonts w:ascii="Consolas" w:eastAsia="Consolas" w:hAnsi="Consolas" w:cs="Consolas"/>
+                <w:sz w:val="17"/>
+              </w:rPr>
               <w:br/>
               <w:t>│   ├── l10n/                  # app_ar.arb, app_en.arb</w:t>
             </w:r>
@@ -6000,14 +6098,15 @@
                 <w:sz w:val="17"/>
               </w:rPr>
               <w:br/>
-              <w:t>│   ├── d</w:t>
+              <w:t>│   ├── docker-compose.prod.yml</w:t>
             </w:r>
             <w:r>
               <w:rPr>
                 <w:rFonts w:ascii="Consolas" w:eastAsia="Consolas" w:hAnsi="Consolas" w:cs="Consolas"/>
                 <w:sz w:val="17"/>
               </w:rPr>
-              <w:t>ocker-compose.prod.yml</w:t>
+              <w:br/>
+              <w:t>│   ├── nginx/</w:t>
             </w:r>
             <w:r>
               <w:rPr>
@@ -6015,21 +6114,6 @@
                 <w:sz w:val="17"/>
               </w:rPr>
               <w:br/>
-              <w:t>│   ├── nginx/</w:t>
-            </w:r>
-            <w:r>
-              <w:rPr>
-                <w:rFonts w:ascii="Consolas" w:eastAsia="Consolas" w:hAnsi="Consolas" w:cs="Consolas"/>
-                <w:sz w:val="17"/>
-              </w:rPr>
-              <w:br/>
-            </w:r>
-            <w:r>
-              <w:rPr>
-                <w:rFonts w:ascii="Consolas" w:eastAsia="Consolas" w:hAnsi="Consolas" w:cs="Consolas"/>
-                <w:sz w:val="17"/>
-              </w:rPr>
-              <w:lastRenderedPageBreak/>
               <w:t>│   └── backup/</w:t>
             </w:r>
             <w:r>
@@ -6053,39 +6137,39 @@
       <w:pPr>
         <w:pStyle w:val="Heading1"/>
       </w:pPr>
-      <w:bookmarkStart w:id="7" w:name="_Toc244092778"/>
-      <w:r>
-        <w:t>5. Backend modules and architecture</w:t>
+      <w:bookmarkStart w:id="7" w:name="_Toc244094655"/>
+      <w:r>
+        <w:t>5. Bac</w:t>
+      </w:r>
+      <w:r>
+        <w:t>kend modules and architecture</w:t>
       </w:r>
       <w:bookmarkEnd w:id="7"/>
     </w:p>
     <w:p>
       <w:r>
-        <w:t>The backend is a modular monolith split into 13 modules (Django apps). Each module owns its tab</w:t>
-      </w:r>
-      <w:r>
-        <w:t>les. Another module reads or changes that data only through the module's application services, never by importing its models.</w:t>
+        <w:t>The backend is a modular monolith split into 13 modules (Django apps). Each module owns its tables. Another module reads or changes that data only through the module's application services, never by importing its models.</w:t>
       </w:r>
     </w:p>
     <w:p>
       <w:pPr>
         <w:pStyle w:val="Heading2"/>
       </w:pPr>
-      <w:bookmarkStart w:id="8" w:name="_Toc244092779"/>
-      <w:r>
-        <w:t>Ports and adapters inside each module</w:t>
+      <w:bookmarkStart w:id="8" w:name="_Toc244094656"/>
+      <w:r>
+        <w:t>Ports</w:t>
+      </w:r>
+      <w:r>
+        <w:t xml:space="preserve"> and adapters inside each module</w:t>
       </w:r>
       <w:bookmarkEnd w:id="8"/>
     </w:p>
     <w:p>
       <w:r>
-        <w:t xml:space="preserve">Each module follows the ports and adapters (hexagonal) architecture. The business rules sit </w:t>
-      </w:r>
-      <w:r>
-        <w:t>in the centre and know nothing about Django, the database, HTTP or outside services. They talk to the outside world only through ports, which are small interfaces. Adapters implement those ports, or call into the centre from outside. This is the only archi</w:t>
-      </w:r>
-      <w:r>
-        <w:t>tectural pattern used, so every module looks the same.</w:t>
+        <w:t>Each module follows the ports and adapters (hexagonal) architecture. The business rules sit in the centre and know nothing about Django, the database, HTTP or outside services. They talk to the outside world only through po</w:t>
+      </w:r>
+      <w:r>
+        <w:t>rts, which are small interfaces. Adapters implement those ports, or call into the centre from outside. This is the only architectural pattern used, so every module looks the same.</w:t>
       </w:r>
     </w:p>
     <w:p>
@@ -6099,7 +6183,7 @@
           <w:noProof/>
         </w:rPr>
         <w:drawing>
-          <wp:inline distT="0" distB="0" distL="0" distR="0" wp14:anchorId="6AD0C950" wp14:editId="66C80449">
+          <wp:inline distT="0" distB="0" distL="0" distR="0" wp14:anchorId="5783CC6D" wp14:editId="764660A3">
             <wp:extent cx="5904230" cy="3070200"/>
             <wp:effectExtent l="0" t="0" r="0" b="0"/>
             <wp:docPr id="2" name="Picture 2"/>
@@ -6259,7 +6343,15 @@
                 <w:color w:val="FFFFFF"/>
                 <w:sz w:val="19"/>
               </w:rPr>
-              <w:t>May import</w:t>
+              <w:t xml:space="preserve">May </w:t>
+            </w:r>
+            <w:r>
+              <w:rPr>
+                <w:b/>
+                <w:color w:val="FFFFFF"/>
+                <w:sz w:val="19"/>
+              </w:rPr>
+              <w:t>import</w:t>
             </w:r>
           </w:p>
         </w:tc>
@@ -7132,7 +7224,7 @@
       <w:pPr>
         <w:pStyle w:val="Heading2"/>
       </w:pPr>
-      <w:bookmarkStart w:id="9" w:name="_Toc244092780"/>
+      <w:bookmarkStart w:id="9" w:name="_Toc244094657"/>
       <w:r>
         <w:lastRenderedPageBreak/>
         <w:t>Modules</w:t>
@@ -8255,7 +8347,7 @@
       <w:pPr>
         <w:pStyle w:val="Heading1"/>
       </w:pPr>
-      <w:bookmarkStart w:id="10" w:name="_Toc244092781"/>
+      <w:bookmarkStart w:id="10" w:name="_Toc244094658"/>
       <w:r>
         <w:lastRenderedPageBreak/>
         <w:t>6. Database design</w:t>
@@ -8352,7 +8444,7 @@
           <w:noProof/>
         </w:rPr>
         <w:drawing>
-          <wp:inline distT="0" distB="0" distL="0" distR="0" wp14:anchorId="22595909" wp14:editId="58B9730D">
+          <wp:inline distT="0" distB="0" distL="0" distR="0" wp14:anchorId="04F654C4" wp14:editId="791E86F1">
             <wp:extent cx="5904230" cy="3085250"/>
             <wp:effectExtent l="0" t="0" r="0" b="0"/>
             <wp:docPr id="3" name="Picture 3"/>
@@ -8414,7 +8506,7 @@
       <w:pPr>
         <w:pStyle w:val="Heading2"/>
       </w:pPr>
-      <w:bookmarkStart w:id="11" w:name="_Toc244092782"/>
+      <w:bookmarkStart w:id="11" w:name="_Toc244094659"/>
       <w:r>
         <w:t>Tables</w:t>
       </w:r>
@@ -11719,7 +11811,7 @@
       <w:pPr>
         <w:pStyle w:val="Heading1"/>
       </w:pPr>
-      <w:bookmarkStart w:id="12" w:name="_Toc244092783"/>
+      <w:bookmarkStart w:id="12" w:name="_Toc244094660"/>
       <w:r>
         <w:t>7. API design</w:t>
       </w:r>
@@ -11767,7 +11859,7 @@
       <w:pPr>
         <w:pStyle w:val="Heading2"/>
       </w:pPr>
-      <w:bookmarkStart w:id="13" w:name="_Toc244092784"/>
+      <w:bookmarkStart w:id="13" w:name="_Toc244094661"/>
       <w:r>
         <w:t>Conventions</w:t>
       </w:r>
@@ -11809,7 +11901,7 @@
           <w:color w:val="262626"/>
           <w:sz w:val="19"/>
         </w:rPr>
-        <w:t>Authorization: Bearer &lt;access token&gt;</w:t>
+        <w:t>Authorization: Bearer &lt;access token&gt;</w:t>
       </w:r>
       <w:r>
         <w:t>. The access token lasts 15 minutes and the refresh token 30 days, rotated on each use.</w:t>
@@ -11834,7 +11926,7 @@
           <w:color w:val="262626"/>
           <w:sz w:val="19"/>
         </w:rPr>
-        <w:t>Accept-Language: ar</w:t>
+        <w:t>Accept-Language: ar</w:t>
       </w:r>
       <w:r>
         <w:t xml:space="preserve"> or </w:t>
@@ -11923,7 +12015,7 @@
           <w:color w:val="262626"/>
           <w:sz w:val="19"/>
         </w:rPr>
-        <w:t>{"code": "step_out_of_order", "message": "…", "details": {…}}</w:t>
+        <w:t>{"code": "step_out_of_order", "message": "…", "details": {…}}</w:t>
       </w:r>
       <w:r>
         <w:t>. The codes are stable so the app can r</w:t>
@@ -11951,7 +12043,7 @@
           <w:color w:val="262626"/>
           <w:sz w:val="19"/>
         </w:rPr>
-        <w:t>POST /&lt;resource&gt;/{id}/&lt;action&gt;/</w:t>
+        <w:t>POST /&lt;resource&gt;/{id}/&lt;action&gt;/</w:t>
       </w:r>
       <w:r>
         <w:t xml:space="preserve"> with a small body (for example a grade or a comment). They return the updated object.</w:t>
@@ -12022,7 +12114,7 @@
       <w:pPr>
         <w:pStyle w:val="Heading2"/>
       </w:pPr>
-      <w:bookmarkStart w:id="14" w:name="_Toc244092785"/>
+      <w:bookmarkStart w:id="14" w:name="_Toc244094662"/>
       <w:r>
         <w:t>Endpoints</w:t>
       </w:r>
@@ -12177,7 +12269,7 @@
                 <w:color w:val="262626"/>
                 <w:sz w:val="16"/>
               </w:rPr>
-              <w:t>POST /auth/login/</w:t>
+              <w:t>POST /auth/login/</w:t>
             </w:r>
           </w:p>
         </w:tc>
@@ -12251,7 +12343,13 @@
                 <w:color w:val="262626"/>
                 <w:sz w:val="16"/>
               </w:rPr>
-              <w:t xml:space="preserve">POST </w:t>
+              <w:t>POST /auth/refresh/</w:t>
+            </w:r>
+            <w:r>
+              <w:rPr>
+                <w:sz w:val="19"/>
+              </w:rPr>
+              <w:t xml:space="preserve"> · </w:t>
             </w:r>
             <w:r>
               <w:rPr>
@@ -12259,21 +12357,7 @@
                 <w:color w:val="262626"/>
                 <w:sz w:val="16"/>
               </w:rPr>
-              <w:t>/auth/refresh/</w:t>
-            </w:r>
-            <w:r>
-              <w:rPr>
-                <w:sz w:val="19"/>
-              </w:rPr>
-              <w:t xml:space="preserve"> · </w:t>
-            </w:r>
-            <w:r>
-              <w:rPr>
-                <w:rFonts w:ascii="Consolas" w:eastAsia="Consolas" w:hAnsi="Consolas"/>
-                <w:color w:val="262626"/>
-                <w:sz w:val="16"/>
-              </w:rPr>
-              <w:t>POST /auth/logout/</w:t>
+              <w:t>POST /auth/logout/</w:t>
             </w:r>
           </w:p>
         </w:tc>
@@ -12347,7 +12431,7 @@
                 <w:color w:val="262626"/>
                 <w:sz w:val="16"/>
               </w:rPr>
-              <w:t>GET /me/</w:t>
+              <w:t>GET /me/</w:t>
             </w:r>
             <w:r>
               <w:rPr>
@@ -12361,7 +12445,7 @@
                 <w:color w:val="262626"/>
                 <w:sz w:val="16"/>
               </w:rPr>
-              <w:t>POST /me/password/</w:t>
+              <w:t>POST /me/password/</w:t>
             </w:r>
             <w:r>
               <w:rPr>
@@ -12375,7 +12459,7 @@
                 <w:color w:val="262626"/>
                 <w:sz w:val="16"/>
               </w:rPr>
-              <w:t>POST /me/devices/</w:t>
+              <w:t>POST /me/devices/</w:t>
             </w:r>
           </w:p>
         </w:tc>
@@ -12450,7 +12534,7 @@
                 <w:color w:val="262626"/>
                 <w:sz w:val="16"/>
               </w:rPr>
-              <w:t>GET /lookups/</w:t>
+              <w:t>GET /lookups/</w:t>
             </w:r>
           </w:p>
         </w:tc>
@@ -12484,13 +12568,13 @@
               <w:rPr>
                 <w:sz w:val="19"/>
               </w:rPr>
-              <w:t xml:space="preserve">Every lookup list in one </w:t>
-            </w:r>
-            <w:r>
-              <w:rPr>
-                <w:sz w:val="19"/>
-              </w:rPr>
-              <w:t>call, cached by the app (tooth codes, history items, sites, treatment types, checklist, fault categories, sessions)</w:t>
+              <w:t xml:space="preserve">Every lookup list in </w:t>
+            </w:r>
+            <w:r>
+              <w:rPr>
+                <w:sz w:val="19"/>
+              </w:rPr>
+              <w:t>one call, cached by the app (tooth codes, history items, sites, treatment types, checklist, fault categories, sessions)</w:t>
             </w:r>
           </w:p>
         </w:tc>
@@ -12530,7 +12614,7 @@
                 <w:color w:val="262626"/>
                 <w:sz w:val="16"/>
               </w:rPr>
-              <w:t>GET /patients/</w:t>
+              <w:t>GET /patients/</w:t>
             </w:r>
             <w:r>
               <w:rPr>
@@ -12544,7 +12628,7 @@
                 <w:color w:val="262626"/>
                 <w:sz w:val="16"/>
               </w:rPr>
-              <w:t>GET /patients/{id}/</w:t>
+              <w:t>GET /patients/{id}/</w:t>
             </w:r>
           </w:p>
         </w:tc>
@@ -12618,7 +12702,7 @@
                 <w:color w:val="262626"/>
                 <w:sz w:val="16"/>
               </w:rPr>
-              <w:t>GET /diagnosis-queue/</w:t>
+              <w:t>GET /diagnosis-queue/</w:t>
             </w:r>
             <w:r>
               <w:rPr>
@@ -12632,7 +12716,7 @@
                 <w:color w:val="262626"/>
                 <w:sz w:val="16"/>
               </w:rPr>
-              <w:t>POST /diagnosis-queue/{id}/assign/</w:t>
+              <w:t>POST /diagnosis-queue/{id}/assign/</w:t>
             </w:r>
           </w:p>
         </w:tc>
@@ -12706,7 +12790,7 @@
                 <w:color w:val="262626"/>
                 <w:sz w:val="16"/>
               </w:rPr>
-              <w:t>POST /diagnoses/</w:t>
+              <w:t>POST /diagnoses/</w:t>
             </w:r>
             <w:r>
               <w:rPr>
@@ -12734,7 +12818,7 @@
                 <w:color w:val="262626"/>
                 <w:sz w:val="16"/>
               </w:rPr>
-              <w:t>PATCH /diagnoses/{id}/</w:t>
+              <w:t>PATCH /diagnoses/{id}/</w:t>
             </w:r>
           </w:p>
         </w:tc>
@@ -12766,7 +12850,13 @@
               <w:rPr>
                 <w:sz w:val="19"/>
               </w:rPr>
-              <w:t>Create, read and edit a draft (all F1 sections in one nested body)</w:t>
+              <w:t xml:space="preserve">Create, read and edit a draft (all F1 sections in one </w:t>
+            </w:r>
+            <w:r>
+              <w:rPr>
+                <w:sz w:val="19"/>
+              </w:rPr>
+              <w:t>nested body)</w:t>
             </w:r>
           </w:p>
         </w:tc>
@@ -12808,7 +12898,7 @@
                 <w:color w:val="262626"/>
                 <w:sz w:val="16"/>
               </w:rPr>
-              <w:t>POST /diagnoses/{id}/submit/</w:t>
+              <w:t>POST /diagnoses/{id}/submit/</w:t>
             </w:r>
           </w:p>
         </w:tc>
@@ -12882,7 +12972,7 @@
                 <w:color w:val="262626"/>
                 <w:sz w:val="16"/>
               </w:rPr>
-              <w:t>POST /diagnoses/{id}/approve/</w:t>
+              <w:t>POST /diagnoses/{id}/approve/</w:t>
             </w:r>
             <w:r>
               <w:rPr>
@@ -12970,7 +13060,7 @@
                 <w:color w:val="262626"/>
                 <w:sz w:val="16"/>
               </w:rPr>
-              <w:t>POST /referrals/</w:t>
+              <w:t>POST /referrals/</w:t>
             </w:r>
           </w:p>
         </w:tc>
@@ -13044,15 +13134,7 @@
                 <w:color w:val="262626"/>
                 <w:sz w:val="16"/>
               </w:rPr>
-              <w:t xml:space="preserve">GET </w:t>
-            </w:r>
-            <w:r>
-              <w:rPr>
-                <w:rFonts w:ascii="Consolas" w:eastAsia="Consolas" w:hAnsi="Consolas"/>
-                <w:color w:val="262626"/>
-                <w:sz w:val="16"/>
-              </w:rPr>
-              <w:t>/referrals/?direction=in\|out&amp;status=</w:t>
+              <w:t>GET /referrals/?direction=in\|out&amp;status=</w:t>
             </w:r>
           </w:p>
         </w:tc>
@@ -13126,7 +13208,7 @@
                 <w:color w:val="262626"/>
                 <w:sz w:val="16"/>
               </w:rPr>
-              <w:t>POST /referrals/{id}/accept/</w:t>
+              <w:t>POST /referrals/{id}/accept/</w:t>
             </w:r>
             <w:r>
               <w:rPr>
@@ -13228,15 +13310,7 @@
                 <w:color w:val="262626"/>
                 <w:sz w:val="16"/>
               </w:rPr>
-              <w:t xml:space="preserve">GET </w:t>
-            </w:r>
-            <w:r>
-              <w:rPr>
-                <w:rFonts w:ascii="Consolas" w:eastAsia="Consolas" w:hAnsi="Consolas"/>
-                <w:color w:val="262626"/>
-                <w:sz w:val="16"/>
-              </w:rPr>
-              <w:t>/referrals/{id}/eligible-students/</w:t>
+              <w:t>GET /referrals/{id}/eligible-students/</w:t>
             </w:r>
           </w:p>
         </w:tc>
@@ -13310,7 +13384,7 @@
                 <w:color w:val="262626"/>
                 <w:sz w:val="16"/>
               </w:rPr>
-              <w:t>GET /workcards/</w:t>
+              <w:t>GET /workcards/</w:t>
             </w:r>
             <w:r>
               <w:rPr>
@@ -13324,7 +13398,7 @@
                 <w:color w:val="262626"/>
                 <w:sz w:val="16"/>
               </w:rPr>
-              <w:t>GET /workcards/{id}/</w:t>
+              <w:t>GET /workcards/{id}/</w:t>
             </w:r>
           </w:p>
         </w:tc>
@@ -13398,7 +13472,13 @@
                 <w:color w:val="262626"/>
                 <w:sz w:val="16"/>
               </w:rPr>
-              <w:t xml:space="preserve">POST </w:t>
+              <w:t>POST /cases/</w:t>
+            </w:r>
+            <w:r>
+              <w:rPr>
+                <w:sz w:val="19"/>
+              </w:rPr>
+              <w:t xml:space="preserve"> (lab) · </w:t>
             </w:r>
             <w:r>
               <w:rPr>
@@ -13406,21 +13486,7 @@
                 <w:color w:val="262626"/>
                 <w:sz w:val="16"/>
               </w:rPr>
-              <w:t>/cases/</w:t>
-            </w:r>
-            <w:r>
-              <w:rPr>
-                <w:sz w:val="19"/>
-              </w:rPr>
-              <w:t xml:space="preserve"> (lab) · </w:t>
-            </w:r>
-            <w:r>
-              <w:rPr>
-                <w:rFonts w:ascii="Consolas" w:eastAsia="Consolas" w:hAnsi="Consolas"/>
-                <w:color w:val="262626"/>
-                <w:sz w:val="16"/>
-              </w:rPr>
-              <w:t>GET /cases/{id}/</w:t>
+              <w:t>GET /cases/{id}/</w:t>
             </w:r>
           </w:p>
         </w:tc>
@@ -13494,7 +13560,7 @@
                 <w:color w:val="262626"/>
                 <w:sz w:val="16"/>
               </w:rPr>
-              <w:t>POST /cases/{id}/complete/</w:t>
+              <w:t>POST /cases/{id}/complete/</w:t>
             </w:r>
           </w:p>
         </w:tc>
@@ -13569,7 +13635,7 @@
                 <w:color w:val="262626"/>
                 <w:sz w:val="16"/>
               </w:rPr>
-              <w:t>POST /steps/{id}/submit/</w:t>
+              <w:t>POST /steps/{id}/submit/</w:t>
             </w:r>
           </w:p>
         </w:tc>
@@ -13601,13 +13667,13 @@
               <w:rPr>
                 <w:sz w:val="19"/>
               </w:rPr>
-              <w:t xml:space="preserve">Mark done with a note and photo </w:t>
-            </w:r>
-            <w:r>
-              <w:rPr>
-                <w:sz w:val="19"/>
-              </w:rPr>
-              <w:t>ids</w:t>
+              <w:t xml:space="preserve">Mark done with a note and </w:t>
+            </w:r>
+            <w:r>
+              <w:rPr>
+                <w:sz w:val="19"/>
+              </w:rPr>
+              <w:t>photo ids</w:t>
             </w:r>
           </w:p>
         </w:tc>
@@ -13649,7 +13715,7 @@
                 <w:color w:val="262626"/>
                 <w:sz w:val="16"/>
               </w:rPr>
-              <w:t>POST /steps/{id}/approve/</w:t>
+              <w:t>POST /steps/{id}/approve/</w:t>
             </w:r>
             <w:r>
               <w:rPr>
@@ -13737,7 +13803,7 @@
                 <w:color w:val="262626"/>
                 <w:sz w:val="16"/>
               </w:rPr>
-              <w:t>GET /approvals/</w:t>
+              <w:t>GET /approvals/</w:t>
             </w:r>
           </w:p>
         </w:tc>
@@ -13811,7 +13877,7 @@
                 <w:color w:val="262626"/>
                 <w:sz w:val="16"/>
               </w:rPr>
-              <w:t>POST /patients/{id}/transfer/</w:t>
+              <w:t>POST /patients/{id}/transfer/</w:t>
             </w:r>
           </w:p>
         </w:tc>
@@ -13845,13 +13911,7 @@
               <w:rPr>
                 <w:sz w:val="19"/>
               </w:rPr>
-              <w:t xml:space="preserve">Move a patient and </w:t>
-            </w:r>
-            <w:r>
-              <w:rPr>
-                <w:sz w:val="19"/>
-              </w:rPr>
-              <w:t>open cases to another student</w:t>
+              <w:t>Move a patient and open cases to another student</w:t>
             </w:r>
           </w:p>
         </w:tc>
@@ -13891,7 +13951,7 @@
                 <w:color w:val="262626"/>
                 <w:sz w:val="16"/>
               </w:rPr>
-              <w:t>GET /case-finder/?treatment_type=&amp;department=</w:t>
+              <w:t>GET /case-finder/?treatment_type=&amp;department=</w:t>
             </w:r>
           </w:p>
         </w:tc>
@@ -13965,7 +14025,7 @@
                 <w:color w:val="262626"/>
                 <w:sz w:val="16"/>
               </w:rPr>
-              <w:t>POST /media/</w:t>
+              <w:t>POST /media/</w:t>
             </w:r>
             <w:r>
               <w:rPr>
@@ -13979,7 +14039,7 @@
                 <w:color w:val="262626"/>
                 <w:sz w:val="16"/>
               </w:rPr>
-              <w:t>GET /media/{id}/</w:t>
+              <w:t>GET /media/{id}/</w:t>
             </w:r>
           </w:p>
         </w:tc>
@@ -14013,13 +14073,7 @@
               <w:rPr>
                 <w:sz w:val="19"/>
               </w:rPr>
-              <w:t xml:space="preserve">Upload a photo; </w:t>
-            </w:r>
-            <w:r>
-              <w:rPr>
-                <w:sz w:val="19"/>
-              </w:rPr>
-              <w:t>get a signed link</w:t>
+              <w:t>Upload a photo; get a signed link</w:t>
             </w:r>
           </w:p>
         </w:tc>
@@ -14059,7 +14113,7 @@
                 <w:color w:val="262626"/>
                 <w:sz w:val="16"/>
               </w:rPr>
-              <w:t>GET /schedule/?date=</w:t>
+              <w:t>GET /schedule/?date=</w:t>
             </w:r>
             <w:r>
               <w:rPr>
@@ -14073,7 +14127,7 @@
                 <w:color w:val="262626"/>
                 <w:sz w:val="16"/>
               </w:rPr>
-              <w:t>GET /clinics/{id}/today/</w:t>
+              <w:t>GET /clinics/{id}/today/</w:t>
             </w:r>
           </w:p>
         </w:tc>
@@ -14147,7 +14201,7 @@
                 <w:color w:val="262626"/>
                 <w:sz w:val="16"/>
               </w:rPr>
-              <w:t>POST /attendance/</w:t>
+              <w:t>POST /attendance/</w:t>
             </w:r>
           </w:p>
         </w:tc>
@@ -14221,15 +14275,7 @@
                 <w:color w:val="262626"/>
                 <w:sz w:val="16"/>
               </w:rPr>
-              <w:t xml:space="preserve">GET </w:t>
-            </w:r>
-            <w:r>
-              <w:rPr>
-                <w:rFonts w:ascii="Consolas" w:eastAsia="Consolas" w:hAnsi="Consolas"/>
-                <w:color w:val="262626"/>
-                <w:sz w:val="16"/>
-              </w:rPr>
-              <w:t>/clinics/?with=chair_status</w:t>
+              <w:t>GET /clinics/?with=chair_status</w:t>
             </w:r>
           </w:p>
         </w:tc>
@@ -14303,7 +14349,7 @@
                 <w:color w:val="262626"/>
                 <w:sz w:val="16"/>
               </w:rPr>
-              <w:t>POST /rounds/</w:t>
+              <w:t>POST /rounds/</w:t>
             </w:r>
           </w:p>
         </w:tc>
@@ -14377,7 +14423,7 @@
                 <w:color w:val="262626"/>
                 <w:sz w:val="16"/>
               </w:rPr>
-              <w:t>POST /tickets/</w:t>
+              <w:t>POST /tickets/</w:t>
             </w:r>
             <w:r>
               <w:rPr>
@@ -14391,7 +14437,7 @@
                 <w:color w:val="262626"/>
                 <w:sz w:val="16"/>
               </w:rPr>
-              <w:t>GET /tickets/</w:t>
+              <w:t>GET /tickets/</w:t>
             </w:r>
           </w:p>
         </w:tc>
@@ -14465,7 +14511,7 @@
                 <w:color w:val="262626"/>
                 <w:sz w:val="16"/>
               </w:rPr>
-              <w:t>POST /tickets/{id}/start/</w:t>
+              <w:t>POST /tickets/{id}/start/</w:t>
             </w:r>
             <w:r>
               <w:rPr>
@@ -14567,7 +14613,7 @@
                 <w:color w:val="262626"/>
                 <w:sz w:val="16"/>
               </w:rPr>
-              <w:t>POST /chairs/{id}/status/</w:t>
+              <w:t>POST /chairs/{id}/status/</w:t>
             </w:r>
           </w:p>
         </w:tc>
@@ -14599,7 +14645,13 @@
               <w:rPr>
                 <w:sz w:val="19"/>
               </w:rPr>
-              <w:t>Set a chair in or out of service, with a reason</w:t>
+              <w:t xml:space="preserve">Set a chair in or out of </w:t>
+            </w:r>
+            <w:r>
+              <w:rPr>
+                <w:sz w:val="19"/>
+              </w:rPr>
+              <w:t>service, with a reason</w:t>
             </w:r>
           </w:p>
         </w:tc>
@@ -14641,7 +14693,7 @@
                 <w:color w:val="262626"/>
                 <w:sz w:val="16"/>
               </w:rPr>
-              <w:t>GET /notifications/</w:t>
+              <w:t>GET /notifications/</w:t>
             </w:r>
             <w:r>
               <w:rPr>
@@ -14655,15 +14707,7 @@
                 <w:color w:val="262626"/>
                 <w:sz w:val="16"/>
               </w:rPr>
-              <w:t xml:space="preserve">POST </w:t>
-            </w:r>
-            <w:r>
-              <w:rPr>
-                <w:rFonts w:ascii="Consolas" w:eastAsia="Consolas" w:hAnsi="Consolas"/>
-                <w:color w:val="262626"/>
-                <w:sz w:val="16"/>
-              </w:rPr>
-              <w:t>/notifications/read/</w:t>
+              <w:t>POST /notifications/read/</w:t>
             </w:r>
           </w:p>
         </w:tc>
@@ -14737,7 +14781,7 @@
                 <w:color w:val="262626"/>
                 <w:sz w:val="16"/>
               </w:rPr>
-              <w:t>GET /logbook/</w:t>
+              <w:t>GET /logbook/</w:t>
             </w:r>
           </w:p>
         </w:tc>
@@ -14805,17 +14849,14 @@
         <w:t>/api/v1/docs/</w:t>
       </w:r>
       <w:r>
-        <w:t xml:space="preserve">. That schema, not this </w:t>
-      </w:r>
-      <w:r>
-        <w:t>table, is the contract between the backend and the app.</w:t>
+        <w:t>. That schema, not this table, is the contract between the backend and the app.</w:t>
       </w:r>
     </w:p>
     <w:p>
       <w:pPr>
         <w:pStyle w:val="Heading1"/>
       </w:pPr>
-      <w:bookmarkStart w:id="15" w:name="_Toc244092786"/>
+      <w:bookmarkStart w:id="15" w:name="_Toc244094663"/>
       <w:r>
         <w:t>8. Security and permissions</w:t>
       </w:r>
@@ -14823,10 +14864,10 @@
     </w:p>
     <w:p>
       <w:r>
-        <w:t xml:space="preserve">Permissions are enforced in three layers on the server: the role allows the action, the scope limits the rows, and the record's state allows the change. The app only hides </w:t>
-      </w:r>
-      <w:r>
-        <w:t>buttons; it is never trusted.</w:t>
+        <w:t xml:space="preserve">Permissions are enforced in </w:t>
+      </w:r>
+      <w:r>
+        <w:t>three layers on the server: the role allows the action, the scope limits the rows, and the record's state allows the change. The app only hides buttons; it is never trusted.</w:t>
       </w:r>
     </w:p>
     <w:p>
@@ -14837,7 +14878,10 @@
         <w:t>1. Role check (per endpoint).</w:t>
       </w:r>
       <w:r>
-        <w:t xml:space="preserve"> Each view declares the roles allowed, using DRF permission classes such as </w:t>
+        <w:t xml:space="preserve"> Each view declares the roles allowed, using DRF perm</w:t>
+      </w:r>
+      <w:r>
+        <w:t xml:space="preserve">ission classes such as </w:t>
       </w:r>
       <w:r>
         <w:rPr>
@@ -14903,10 +14947,7 @@
         <w:t>IsManagement</w:t>
       </w:r>
       <w:r>
-        <w:t>. Each dashboard screen declares its rol</w:t>
-      </w:r>
-      <w:r>
-        <w:t xml:space="preserve">es in the same way. Roles come from the </w:t>
+        <w:t xml:space="preserve">. Each dashboard screen declares its roles in the same way. Roles come from the </w:t>
       </w:r>
       <w:r>
         <w:rPr>
@@ -14928,7 +14969,10 @@
         <w:t>X-Active-Role</w:t>
       </w:r>
       <w:r>
-        <w:t xml:space="preserve"> to pick the interface; the server checks that the user holds that role.</w:t>
+        <w:t xml:space="preserve"> to pick th</w:t>
+      </w:r>
+      <w:r>
+        <w:t>e interface; the server checks that the user holds that role.</w:t>
       </w:r>
     </w:p>
     <w:p>
@@ -14939,10 +14983,7 @@
         <w:t>2. Scope check (per row).</w:t>
       </w:r>
       <w:r>
-        <w:t xml:space="preserve"> Every list and detail view reads through a selector that</w:t>
-      </w:r>
-      <w:r>
-        <w:t xml:space="preserve"> filters the queryset:</w:t>
+        <w:t xml:space="preserve"> Every list and detail view reads through a selector that filters the queryset:</w:t>
       </w:r>
     </w:p>
     <w:p>
@@ -14956,7 +14997,10 @@
         <w:t>Student:</w:t>
       </w:r>
       <w:r>
-        <w:t xml:space="preserve"> patients with an active assignment to them; their own work cards, cases and steps.</w:t>
+        <w:t xml:space="preserve"> patients with an active assignment to them; their own work cards, cases and step</w:t>
+      </w:r>
+      <w:r>
+        <w:t>s.</w:t>
       </w:r>
     </w:p>
     <w:p>
@@ -14981,10 +15025,7 @@
         <w:t>SupervisorScope</w:t>
       </w:r>
       <w:r>
-        <w:t>; diagnoses and steps submitted to those; referrals to and from those clinics. The sa</w:t>
-      </w:r>
-      <w:r>
-        <w:t>me scope applies in the app and on the dashboard.</w:t>
+        <w:t>; diagnoses and steps submitted to those; referrals to and from those clinics. The same scope applies in the app and on the dashboard.</w:t>
       </w:r>
     </w:p>
     <w:p>
@@ -15012,10 +15053,7 @@
         <w:t>Technician:</w:t>
       </w:r>
       <w:r>
-        <w:t xml:space="preserve"> clinics, chairs, rounds and </w:t>
-      </w:r>
-      <w:r>
-        <w:t>tickets; no patient data.</w:t>
+        <w:t xml:space="preserve"> clinics, chairs, rounds and tickets; no patient data.</w:t>
       </w:r>
     </w:p>
     <w:p>
@@ -15029,7 +15067,10 @@
         <w:t>Management:</w:t>
       </w:r>
       <w:r>
-        <w:t xml:space="preserve"> read-only, all data, dashboard only.</w:t>
+        <w:t xml:space="preserve"> read-only, all data, d</w:t>
+      </w:r>
+      <w:r>
+        <w:t>ashboard only.</w:t>
       </w:r>
     </w:p>
     <w:p>
@@ -15045,7 +15086,10 @@
         <w:t>3. State check (per action).</w:t>
       </w:r>
       <w:r>
-        <w:t xml:space="preserve"> The service layer refuses transitions that are not allowed from the current state (section 9). The service also enforces business rules BR-01 to BR-14, for example "a supervisor cannot approve their own work".</w:t>
+        <w:t xml:space="preserve"> The service layer refuses transitions that are not allowed from the current state (section 9). The service also enforces b</w:t>
+      </w:r>
+      <w:r>
+        <w:t>usiness rules BR-01 to BR-14, for example "a supervisor cannot approve their own work".</w:t>
       </w:r>
     </w:p>
     <w:p>
@@ -15066,10 +15110,7 @@
         <w:pStyle w:val="ListBullet"/>
       </w:pPr>
       <w:r>
-        <w:t>JWT access tokens last</w:t>
-      </w:r>
-      <w:r>
-        <w:t xml:space="preserve"> 15 minutes and refresh tokens 30 days, rotated on each refresh. Logout blacklists the refresh token.</w:t>
+        <w:t>JWT access tokens last 15 minutes and refresh tokens 30 days, rotated on each refresh. Logout blacklists the refresh token.</w:t>
       </w:r>
     </w:p>
     <w:p>
@@ -15077,7 +15118,10 @@
         <w:pStyle w:val="ListBullet"/>
       </w:pPr>
       <w:r>
-        <w:t>5 failed logins lock the account for 15 minutes (SYS-01). The super admin can unlock it from the dashboard.</w:t>
+        <w:t xml:space="preserve">5 failed logins lock </w:t>
+      </w:r>
+      <w:r>
+        <w:t>the account for 15 minutes (SYS-01). The super admin can unlock it from the dashboard.</w:t>
       </w:r>
     </w:p>
     <w:p>
@@ -15085,10 +15129,7 @@
         <w:pStyle w:val="ListBullet"/>
       </w:pPr>
       <w:r>
-        <w:t>New accounts get a temporary password, which m</w:t>
-      </w:r>
-      <w:r>
-        <w:t>ust be changed on first login.</w:t>
+        <w:t>New accounts get a temporary password, which must be changed on first login.</w:t>
       </w:r>
     </w:p>
     <w:p>
@@ -15096,7 +15137,10 @@
         <w:pStyle w:val="ListBullet"/>
       </w:pPr>
       <w:r>
-        <w:t>Dashboard sessions use Django's session login with CSRF protection and a 2-hour idle timeout. The dashboard is open to the super admin, management, reception and supervisor roles; students and technicians cannot log in to it.</w:t>
+        <w:t>Dashboard sessions use Django's session login with CSRF protection and a 2-hour idle timeout</w:t>
+      </w:r>
+      <w:r>
+        <w:t>. The dashboard is open to the super admin, management, reception and supervisor roles; students and technicians cannot log in to it.</w:t>
       </w:r>
     </w:p>
     <w:p>
@@ -15125,7 +15169,10 @@
         <w:pStyle w:val="ListBullet"/>
       </w:pPr>
       <w:r>
-        <w:t>Photos are stored in a private bucket and served through signed links that expire after 10 minutes.</w:t>
+        <w:t xml:space="preserve">Photos are stored in a private bucket and served through signed links that </w:t>
+      </w:r>
+      <w:r>
+        <w:t>expire after 10 minutes.</w:t>
       </w:r>
     </w:p>
     <w:p>
@@ -15133,10 +15180,7 @@
         <w:pStyle w:val="ListBullet"/>
       </w:pPr>
       <w:r>
-        <w:t>The app keeps photos in its own storage until they are uploaded, then deletes them; nothing goes to the phon</w:t>
-      </w:r>
-      <w:r>
-        <w:t>e's gallery.</w:t>
+        <w:t>The app keeps photos in its own storage until they are uploaded, then deletes them; nothing goes to the phone's gallery.</w:t>
       </w:r>
     </w:p>
     <w:p>
@@ -15152,7 +15196,10 @@
         <w:pStyle w:val="ListBullet"/>
       </w:pPr>
       <w:r>
-        <w:t>Secrets (database password, JWT key, storage keys, Firebase key) live in environment variables, never in the repository.</w:t>
+        <w:t>Secrets (database password, JWT key, storage keys, Firebase key) l</w:t>
+      </w:r>
+      <w:r>
+        <w:t>ive in environment variables, never in the repository.</w:t>
       </w:r>
     </w:p>
     <w:p>
@@ -15172,10 +15219,7 @@
         <w:t>AuditLog</w:t>
       </w:r>
       <w:r>
-        <w:t>. djang</w:t>
-      </w:r>
-      <w:r>
-        <w:t>o-simple-history keeps a full copy of each version of clinical records.</w:t>
+        <w:t>. django-simple-history keeps a full copy of each version of clinical records.</w:t>
       </w:r>
     </w:p>
     <w:p>
@@ -15183,14 +15227,17 @@
         <w:pStyle w:val="ListBullet"/>
       </w:pPr>
       <w:r>
-        <w:t>Rate limiting: login at 10 requests a minute per IP; other endpoints at 120 requests a minute per user.</w:t>
+        <w:t>Rate limiting: login at 10 requests a minute per IP</w:t>
+      </w:r>
+      <w:r>
+        <w:t>; other endpoints at 120 requests a minute per user.</w:t>
       </w:r>
     </w:p>
     <w:p>
       <w:pPr>
         <w:pStyle w:val="Heading1"/>
       </w:pPr>
-      <w:bookmarkStart w:id="16" w:name="_Toc244092787"/>
+      <w:bookmarkStart w:id="16" w:name="_Toc244094664"/>
       <w:r>
         <w:t>9. Workflow engine</w:t>
       </w:r>
@@ -15209,10 +15256,7 @@
         <w:t>status</w:t>
       </w:r>
       <w:r>
-        <w:t xml:space="preserve"> field changed only by one a</w:t>
-      </w:r>
-      <w:r>
-        <w:t xml:space="preserve">pplication service per action (for example </w:t>
+        <w:t xml:space="preserve"> field changed only by one application service per action (for example </w:t>
       </w:r>
       <w:r>
         <w:rPr>
@@ -15234,10 +15278,10 @@
         <w:t>domain/</w:t>
       </w:r>
       <w:r>
-        <w:t xml:space="preserve"> state machine. The service checks the guard, writes the change and its side effects in one database transaction, and queues notificati</w:t>
-      </w:r>
-      <w:r>
-        <w:t>ons after the commit. The lifecycles are drawn in the SRS (section 6).</w:t>
+        <w:t xml:space="preserve"> s</w:t>
+      </w:r>
+      <w:r>
+        <w:t>tate machine. The service checks the guard, writes the change and its side effects in one database transaction, and queues notifications after the commit. The lifecycles are drawn in the SRS (section 6).</w:t>
       </w:r>
     </w:p>
     <w:p>
@@ -15293,8 +15337,6 @@
       </w:r>
       <w:r>
         <w:tab/>
-      </w:r>
-      <w:r>
         <w:t xml:space="preserve">Check the guards: role, scope and business rules. If one fails, raise a </w:t>
       </w:r>
       <w:r>
@@ -15322,7 +15364,10 @@
       </w:r>
       <w:r>
         <w:tab/>
-        <w:t>Update the status and the fields, and write the history record and the audit log entry.</w:t>
+        <w:t xml:space="preserve">Update the status and the fields, and write the history record </w:t>
+      </w:r>
+      <w:r>
+        <w:t>and the audit log entry.</w:t>
       </w:r>
     </w:p>
     <w:p>
@@ -15338,10 +15383,7 @@
       </w:r>
       <w:r>
         <w:tab/>
-        <w:t>Run the side effects, such as updating the plan item, clos</w:t>
-      </w:r>
-      <w:r>
-        <w:t>ing the referral or changing the chair status.</w:t>
+        <w:t>Run the side effects, such as updating the plan item, closing the referral or changing the chair status.</w:t>
       </w:r>
     </w:p>
     <w:p>
@@ -15375,7 +15417,7 @@
       <w:pPr>
         <w:pStyle w:val="Heading2"/>
       </w:pPr>
-      <w:bookmarkStart w:id="17" w:name="_Toc244092788"/>
+      <w:bookmarkStart w:id="17" w:name="_Toc244094665"/>
       <w:r>
         <w:t>Transition table</w:t>
       </w:r>
@@ -15602,13 +15644,7 @@
               <w:rPr>
                 <w:sz w:val="18"/>
               </w:rPr>
-              <w:t xml:space="preserve">Student </w:t>
-            </w:r>
-            <w:r>
-              <w:rPr>
-                <w:sz w:val="18"/>
-              </w:rPr>
-              <w:t>(owner)</w:t>
+              <w:t>Student (owner)</w:t>
             </w:r>
           </w:p>
         </w:tc>
@@ -15748,7 +15784,13 @@
               <w:rPr>
                 <w:sz w:val="18"/>
               </w:rPr>
-              <w:t>Lock the record; plan items become "planned"; notify the student</w:t>
+              <w:t xml:space="preserve">Lock the </w:t>
+            </w:r>
+            <w:r>
+              <w:rPr>
+                <w:sz w:val="18"/>
+              </w:rPr>
+              <w:t>record; plan items become "planned"; notify the student</w:t>
             </w:r>
           </w:p>
         </w:tc>
@@ -15958,7 +16000,13 @@
               <w:rPr>
                 <w:sz w:val="18"/>
               </w:rPr>
-              <w:t>Plan items → referred; notify the receiving clinic's supervisors</w:t>
+              <w:t xml:space="preserve">Plan items → </w:t>
+            </w:r>
+            <w:r>
+              <w:rPr>
+                <w:sz w:val="18"/>
+              </w:rPr>
+              <w:t>referred; notify the receiving clinic's supervisors</w:t>
             </w:r>
           </w:p>
         </w:tc>
@@ -16012,13 +16060,7 @@
               <w:rPr>
                 <w:sz w:val="18"/>
               </w:rPr>
-              <w:t xml:space="preserve">sent → </w:t>
-            </w:r>
-            <w:r>
-              <w:rPr>
-                <w:sz w:val="18"/>
-              </w:rPr>
-              <w:t>accepted</w:t>
+              <w:t>sent → accepted</w:t>
             </w:r>
           </w:p>
         </w:tc>
@@ -16174,7 +16216,13 @@
               <w:rPr>
                 <w:sz w:val="18"/>
               </w:rPr>
-              <w:t>Plan items → planned again; notify the referrer</w:t>
+              <w:t xml:space="preserve">Plan items → </w:t>
+            </w:r>
+            <w:r>
+              <w:rPr>
+                <w:sz w:val="18"/>
+              </w:rPr>
+              <w:t>planned again; notify the referrer</w:t>
             </w:r>
           </w:p>
         </w:tc>
@@ -16368,13 +16416,7 @@
               <w:rPr>
                 <w:sz w:val="18"/>
               </w:rPr>
-              <w:t xml:space="preserve">First step </w:t>
-            </w:r>
-            <w:r>
-              <w:rPr>
-                <w:sz w:val="18"/>
-              </w:rPr>
-              <w:t>submitted</w:t>
+              <w:t>First step submitted</w:t>
             </w:r>
           </w:p>
         </w:tc>
@@ -16550,13 +16592,7 @@
               <w:rPr>
                 <w:sz w:val="18"/>
               </w:rPr>
-              <w:t xml:space="preserve">submitted → </w:t>
-            </w:r>
-            <w:r>
-              <w:rPr>
-                <w:sz w:val="18"/>
-              </w:rPr>
-              <w:t>approved</w:t>
+              <w:t>submitted → approved</w:t>
             </w:r>
           </w:p>
         </w:tc>
@@ -16709,7 +16745,13 @@
               <w:rPr>
                 <w:sz w:val="18"/>
               </w:rPr>
-              <w:t>Notify the student</w:t>
+              <w:t xml:space="preserve">Notify the </w:t>
+            </w:r>
+            <w:r>
+              <w:rPr>
+                <w:sz w:val="18"/>
+              </w:rPr>
+              <w:t>student</w:t>
             </w:r>
           </w:p>
         </w:tc>
@@ -16800,13 +16842,7 @@
               <w:rPr>
                 <w:sz w:val="18"/>
               </w:rPr>
-              <w:t xml:space="preserve">All steps </w:t>
-            </w:r>
-            <w:r>
-              <w:rPr>
-                <w:sz w:val="18"/>
-              </w:rPr>
-              <w:t>approved</w:t>
+              <w:t>All steps approved</w:t>
             </w:r>
           </w:p>
         </w:tc>
@@ -16925,13 +16961,13 @@
               <w:rPr>
                 <w:sz w:val="18"/>
               </w:rPr>
-              <w:t xml:space="preserve">If the category blocks the chair: chair → out of service; notify the </w:t>
+              <w:t xml:space="preserve">If the </w:t>
             </w:r>
             <w:r>
               <w:rPr>
                 <w:sz w:val="18"/>
               </w:rPr>
-              <w:t>technicians</w:t>
+              <w:t>category blocks the chair: chair → out of service; notify the technicians</w:t>
             </w:r>
           </w:p>
         </w:tc>
@@ -17198,7 +17234,13 @@
               <w:rPr>
                 <w:sz w:val="18"/>
               </w:rPr>
-              <w:t>in progress, external repair → resolved</w:t>
+              <w:t xml:space="preserve">in progress, external repair → </w:t>
+            </w:r>
+            <w:r>
+              <w:rPr>
+                <w:sz w:val="18"/>
+              </w:rPr>
+              <w:t>resolved</w:t>
             </w:r>
           </w:p>
         </w:tc>
@@ -17249,13 +17291,7 @@
               <w:rPr>
                 <w:sz w:val="18"/>
               </w:rPr>
-              <w:t xml:space="preserve">Chair → in service if no </w:t>
-            </w:r>
-            <w:r>
-              <w:rPr>
-                <w:sz w:val="18"/>
-              </w:rPr>
-              <w:t>other blocking ticket; notify whoever reported it</w:t>
+              <w:t>Chair → in service if no other blocking ticket; notify whoever reported it</w:t>
             </w:r>
           </w:p>
         </w:tc>
@@ -17270,7 +17306,7 @@
       <w:pPr>
         <w:pStyle w:val="Heading2"/>
       </w:pPr>
-      <w:bookmarkStart w:id="18" w:name="_Toc244092789"/>
+      <w:bookmarkStart w:id="18" w:name="_Toc244094666"/>
       <w:r>
         <w:t>Notifications</w:t>
       </w:r>
@@ -17300,17 +17336,17 @@
         <w:t>case:123</w:t>
       </w:r>
       <w:r>
-        <w:t xml:space="preserve">), and a read time. A Celery task sends the push message. If push fails, the row stays and the app shows it in the list </w:t>
-      </w:r>
-      <w:r>
-        <w:t>(SYS-03).</w:t>
+        <w:t>), and a read time. A Celery task sends the push message. If push fails, the row stays and the app shows it in the list (SY</w:t>
+      </w:r>
+      <w:r>
+        <w:t>S-03).</w:t>
       </w:r>
     </w:p>
     <w:p>
       <w:pPr>
         <w:pStyle w:val="Heading2"/>
       </w:pPr>
-      <w:bookmarkStart w:id="19" w:name="_Toc244092790"/>
+      <w:bookmarkStart w:id="19" w:name="_Toc244094667"/>
       <w:r>
         <w:lastRenderedPageBreak/>
         <w:t>Scheduled jobs (Celery beat)</w:t>
@@ -17657,7 +17693,7 @@
       <w:pPr>
         <w:pStyle w:val="Heading1"/>
       </w:pPr>
-      <w:bookmarkStart w:id="20" w:name="_Toc244092791"/>
+      <w:bookmarkStart w:id="20" w:name="_Toc244094668"/>
       <w:r>
         <w:t>10. Mobile app design</w:t>
       </w:r>
@@ -17675,7 +17711,7 @@
       <w:pPr>
         <w:pStyle w:val="Heading2"/>
       </w:pPr>
-      <w:bookmarkStart w:id="21" w:name="_Toc244092792"/>
+      <w:bookmarkStart w:id="21" w:name="_Toc244094669"/>
       <w:r>
         <w:t>App architectu</w:t>
       </w:r>
@@ -17841,7 +17877,7 @@
       <w:pPr>
         <w:pStyle w:val="Heading2"/>
       </w:pPr>
-      <w:bookmarkStart w:id="22" w:name="_Toc244092793"/>
+      <w:bookmarkStart w:id="22" w:name="_Toc244094670"/>
       <w:r>
         <w:t>Visual identity</w:t>
       </w:r>
@@ -17859,7 +17895,7 @@
       <w:pPr>
         <w:pStyle w:val="Heading2"/>
       </w:pPr>
-      <w:bookmarkStart w:id="23" w:name="_Toc244092794"/>
+      <w:bookmarkStart w:id="23" w:name="_Toc244094671"/>
       <w:r>
         <w:t>Login and role routing</w:t>
       </w:r>
@@ -17970,7 +18006,7 @@
       <w:pPr>
         <w:pStyle w:val="Heading2"/>
       </w:pPr>
-      <w:bookmarkStart w:id="24" w:name="_Toc244092795"/>
+      <w:bookmarkStart w:id="24" w:name="_Toc244094672"/>
       <w:r>
         <w:t>Working on a weak network</w:t>
       </w:r>
@@ -18042,7 +18078,7 @@
       <w:pPr>
         <w:pStyle w:val="Heading2"/>
       </w:pPr>
-      <w:bookmarkStart w:id="25" w:name="_Toc244092796"/>
+      <w:bookmarkStart w:id="25" w:name="_Toc244094673"/>
       <w:r>
         <w:t>Screens</w:t>
       </w:r>
@@ -18352,7 +18388,7 @@
       <w:pPr>
         <w:pStyle w:val="Heading2"/>
       </w:pPr>
-      <w:bookmarkStart w:id="26" w:name="_Toc244092797"/>
+      <w:bookmarkStart w:id="26" w:name="_Toc244094674"/>
       <w:r>
         <w:lastRenderedPageBreak/>
         <w:t>Key widgets</w:t>
@@ -18444,7 +18480,7 @@
       <w:pPr>
         <w:pStyle w:val="Heading1"/>
       </w:pPr>
-      <w:bookmarkStart w:id="27" w:name="_Toc244092798"/>
+      <w:bookmarkStart w:id="27" w:name="_Toc244094675"/>
       <w:r>
         <w:t>11. Web dashboard design</w:t>
       </w:r>
@@ -18473,7 +18509,7 @@
       <w:pPr>
         <w:pStyle w:val="Heading2"/>
       </w:pPr>
-      <w:bookmarkStart w:id="28" w:name="_Toc244092799"/>
+      <w:bookmarkStart w:id="28" w:name="_Toc244094676"/>
       <w:r>
         <w:t>Sidebar</w:t>
       </w:r>
@@ -19609,14 +19645,17 @@
         <w:t>dir="rtl"</w:t>
       </w:r>
       <w:r>
-        <w:t xml:space="preserve"> on the dashboard's base template. RTL support in Unfold is checked in week 1, and the fallback is Flutter Web (Project Plan, risks).</w:t>
+        <w:t xml:space="preserve"> on the dashboard's base template. Unfold merged a series of right-to-left fixes in September and October 2026 (sidebar, header, filters, actions); RTL is still checked in phase 0, and the fallback is Flutt</w:t>
+      </w:r>
+      <w:r>
+        <w:t>er Web (Project Plan, risks).</w:t>
       </w:r>
     </w:p>
     <w:p>
       <w:pPr>
         <w:pStyle w:val="Heading1"/>
       </w:pPr>
-      <w:bookmarkStart w:id="29" w:name="_Toc244092800"/>
+      <w:bookmarkStart w:id="29" w:name="_Toc244094677"/>
       <w:r>
         <w:t>12. Deployment, environments and CI/CD</w:t>
       </w:r>
@@ -19624,17 +19663,17 @@
     </w:p>
     <w:p>
       <w:r>
-        <w:t xml:space="preserve">The whole backend runs as Docker </w:t>
-      </w:r>
-      <w:r>
-        <w:t>Compose services on one cloud Linux server. A server with 4 vCPU, 8 GB RAM and about 200 GB of disk covers the expected load and several years of photos; storage can move to managed S3 later without code changes.</w:t>
+        <w:t xml:space="preserve">The whole backend runs as Docker Compose services on one cloud Linux server. A server with 4 vCPU, 8 GB RAM and about 200 GB of disk covers the expected load and several years of photos; </w:t>
+      </w:r>
+      <w:r>
+        <w:t>storage can move to managed S3 later without code changes.</w:t>
       </w:r>
     </w:p>
     <w:p>
       <w:pPr>
         <w:pStyle w:val="Heading2"/>
       </w:pPr>
-      <w:bookmarkStart w:id="30" w:name="_Toc244092801"/>
+      <w:bookmarkStart w:id="30" w:name="_Toc244094678"/>
       <w:r>
         <w:t>Environments</w:t>
       </w:r>
@@ -19955,7 +19994,7 @@
                 <w:color w:val="262626"/>
                 <w:sz w:val="16"/>
               </w:rPr>
-              <w:t>dental.&lt;spu domain&gt;</w:t>
+              <w:t>dental.&lt;spu domain&gt;</w:t>
             </w:r>
           </w:p>
         </w:tc>
@@ -19987,7 +20026,13 @@
               <w:rPr>
                 <w:sz w:val="19"/>
               </w:rPr>
-              <w:t>Real data, backed up nightly</w:t>
+              <w:t xml:space="preserve">Real data, backed up </w:t>
+            </w:r>
+            <w:r>
+              <w:rPr>
+                <w:sz w:val="19"/>
+              </w:rPr>
+              <w:t>nightly</w:t>
             </w:r>
           </w:p>
         </w:tc>
@@ -20002,7 +20047,7 @@
       <w:pPr>
         <w:pStyle w:val="Heading2"/>
       </w:pPr>
-      <w:bookmarkStart w:id="31" w:name="_Toc244092802"/>
+      <w:bookmarkStart w:id="31" w:name="_Toc244094679"/>
       <w:r>
         <w:t>Production services (docker-compose.prod.yml)</w:t>
       </w:r>
@@ -20030,9 +20075,9 @@
         <w:tblLook w:val="04A0" w:firstRow="1" w:lastRow="0" w:firstColumn="1" w:lastColumn="0" w:noHBand="0" w:noVBand="1"/>
       </w:tblPr>
       <w:tblGrid>
-        <w:gridCol w:w="1491"/>
-        <w:gridCol w:w="2513"/>
-        <w:gridCol w:w="5294"/>
+        <w:gridCol w:w="1472"/>
+        <w:gridCol w:w="2470"/>
+        <w:gridCol w:w="5356"/>
       </w:tblGrid>
       <w:tr>
         <w:trPr>
@@ -20042,7 +20087,7 @@
         </w:trPr>
         <w:tc>
           <w:tcPr>
-            <w:tcW w:w="1491" w:type="dxa"/>
+            <w:tcW w:w="1472" w:type="dxa"/>
             <w:shd w:val="clear" w:color="auto" w:fill="1F3A5F"/>
           </w:tcPr>
           <w:p>
@@ -20062,7 +20107,7 @@
         </w:tc>
         <w:tc>
           <w:tcPr>
-            <w:tcW w:w="2513" w:type="dxa"/>
+            <w:tcW w:w="2470" w:type="dxa"/>
             <w:shd w:val="clear" w:color="auto" w:fill="1F3A5F"/>
           </w:tcPr>
           <w:p>
@@ -20082,7 +20127,7 @@
         </w:tc>
         <w:tc>
           <w:tcPr>
-            <w:tcW w:w="5294" w:type="dxa"/>
+            <w:tcW w:w="5356" w:type="dxa"/>
             <w:shd w:val="clear" w:color="auto" w:fill="1F3A5F"/>
           </w:tcPr>
           <w:p>
@@ -20108,7 +20153,7 @@
         </w:trPr>
         <w:tc>
           <w:tcPr>
-            <w:tcW w:w="1491" w:type="dxa"/>
+            <w:tcW w:w="1472" w:type="dxa"/>
           </w:tcPr>
           <w:p>
             <w:pPr>
@@ -20124,7 +20169,7 @@
         </w:tc>
         <w:tc>
           <w:tcPr>
-            <w:tcW w:w="2513" w:type="dxa"/>
+            <w:tcW w:w="2470" w:type="dxa"/>
           </w:tcPr>
           <w:p>
             <w:pPr>
@@ -20140,23 +20185,17 @@
         </w:tc>
         <w:tc>
           <w:tcPr>
-            <w:tcW w:w="5294" w:type="dxa"/>
-          </w:tcPr>
-          <w:p>
-            <w:pPr>
-              <w:spacing w:after="0" w:line="240" w:lineRule="auto"/>
-            </w:pPr>
-            <w:r>
-              <w:rPr>
-                <w:sz w:val="19"/>
-              </w:rPr>
-              <w:t xml:space="preserve">HTTPS (Let's Encrypt), static files, upload </w:t>
-            </w:r>
-            <w:r>
-              <w:rPr>
-                <w:sz w:val="19"/>
-              </w:rPr>
-              <w:t>size limit, proxy to the web container</w:t>
+            <w:tcW w:w="5356" w:type="dxa"/>
+          </w:tcPr>
+          <w:p>
+            <w:pPr>
+              <w:spacing w:after="0" w:line="240" w:lineRule="auto"/>
+            </w:pPr>
+            <w:r>
+              <w:rPr>
+                <w:sz w:val="19"/>
+              </w:rPr>
+              <w:t>HTTPS (Let's Encrypt), static files, upload size limit, proxy to the web container</w:t>
             </w:r>
           </w:p>
         </w:tc>
@@ -20168,7 +20207,7 @@
         </w:trPr>
         <w:tc>
           <w:tcPr>
-            <w:tcW w:w="1491" w:type="dxa"/>
+            <w:tcW w:w="1472" w:type="dxa"/>
             <w:shd w:val="clear" w:color="auto" w:fill="F2F5F9"/>
           </w:tcPr>
           <w:p>
@@ -20185,7 +20224,7 @@
         </w:tc>
         <w:tc>
           <w:tcPr>
-            <w:tcW w:w="2513" w:type="dxa"/>
+            <w:tcW w:w="2470" w:type="dxa"/>
             <w:shd w:val="clear" w:color="auto" w:fill="F2F5F9"/>
           </w:tcPr>
           <w:p>
@@ -20202,7 +20241,7 @@
         </w:tc>
         <w:tc>
           <w:tcPr>
-            <w:tcW w:w="5294" w:type="dxa"/>
+            <w:tcW w:w="5356" w:type="dxa"/>
             <w:shd w:val="clear" w:color="auto" w:fill="F2F5F9"/>
           </w:tcPr>
           <w:p>
@@ -20225,23 +20264,24 @@
         </w:trPr>
         <w:tc>
           <w:tcPr>
-            <w:tcW w:w="1491" w:type="dxa"/>
-          </w:tcPr>
-          <w:p>
-            <w:pPr>
-              <w:spacing w:after="0" w:line="240" w:lineRule="auto"/>
-            </w:pPr>
-            <w:r>
-              <w:rPr>
-                <w:sz w:val="19"/>
-              </w:rPr>
+            <w:tcW w:w="1472" w:type="dxa"/>
+          </w:tcPr>
+          <w:p>
+            <w:pPr>
+              <w:spacing w:after="0" w:line="240" w:lineRule="auto"/>
+            </w:pPr>
+            <w:r>
+              <w:rPr>
+                <w:sz w:val="19"/>
+              </w:rPr>
+              <w:lastRenderedPageBreak/>
               <w:t>worker</w:t>
             </w:r>
           </w:p>
         </w:tc>
         <w:tc>
           <w:tcPr>
-            <w:tcW w:w="2513" w:type="dxa"/>
+            <w:tcW w:w="2470" w:type="dxa"/>
           </w:tcPr>
           <w:p>
             <w:pPr>
@@ -20257,7 +20297,7 @@
         </w:tc>
         <w:tc>
           <w:tcPr>
-            <w:tcW w:w="5294" w:type="dxa"/>
+            <w:tcW w:w="5356" w:type="dxa"/>
           </w:tcPr>
           <w:p>
             <w:pPr>
@@ -20279,25 +20319,24 @@
         </w:trPr>
         <w:tc>
           <w:tcPr>
-            <w:tcW w:w="1491" w:type="dxa"/>
-            <w:shd w:val="clear" w:color="auto" w:fill="F2F5F9"/>
-          </w:tcPr>
-          <w:p>
-            <w:pPr>
-              <w:spacing w:after="0" w:line="240" w:lineRule="auto"/>
-            </w:pPr>
-            <w:r>
-              <w:rPr>
-                <w:sz w:val="19"/>
-              </w:rPr>
-              <w:lastRenderedPageBreak/>
+            <w:tcW w:w="1472" w:type="dxa"/>
+            <w:shd w:val="clear" w:color="auto" w:fill="F2F5F9"/>
+          </w:tcPr>
+          <w:p>
+            <w:pPr>
+              <w:spacing w:after="0" w:line="240" w:lineRule="auto"/>
+            </w:pPr>
+            <w:r>
+              <w:rPr>
+                <w:sz w:val="19"/>
+              </w:rPr>
               <w:t>beat</w:t>
             </w:r>
           </w:p>
         </w:tc>
         <w:tc>
           <w:tcPr>
-            <w:tcW w:w="2513" w:type="dxa"/>
+            <w:tcW w:w="2470" w:type="dxa"/>
             <w:shd w:val="clear" w:color="auto" w:fill="F2F5F9"/>
           </w:tcPr>
           <w:p>
@@ -20314,24 +20353,18 @@
         </w:tc>
         <w:tc>
           <w:tcPr>
-            <w:tcW w:w="5294" w:type="dxa"/>
-            <w:shd w:val="clear" w:color="auto" w:fill="F2F5F9"/>
-          </w:tcPr>
-          <w:p>
-            <w:pPr>
-              <w:spacing w:after="0" w:line="240" w:lineRule="auto"/>
-            </w:pPr>
-            <w:r>
-              <w:rPr>
-                <w:sz w:val="19"/>
-              </w:rPr>
-              <w:t xml:space="preserve">Celery beat: scheduled jobs </w:t>
-            </w:r>
-            <w:r>
-              <w:rPr>
-                <w:sz w:val="19"/>
-              </w:rPr>
-              <w:t>(section 9)</w:t>
+            <w:tcW w:w="5356" w:type="dxa"/>
+            <w:shd w:val="clear" w:color="auto" w:fill="F2F5F9"/>
+          </w:tcPr>
+          <w:p>
+            <w:pPr>
+              <w:spacing w:after="0" w:line="240" w:lineRule="auto"/>
+            </w:pPr>
+            <w:r>
+              <w:rPr>
+                <w:sz w:val="19"/>
+              </w:rPr>
+              <w:t>Celery beat: scheduled jobs (section 9)</w:t>
             </w:r>
           </w:p>
         </w:tc>
@@ -20343,7 +20376,7 @@
         </w:trPr>
         <w:tc>
           <w:tcPr>
-            <w:tcW w:w="1491" w:type="dxa"/>
+            <w:tcW w:w="1472" w:type="dxa"/>
           </w:tcPr>
           <w:p>
             <w:pPr>
@@ -20359,23 +20392,23 @@
         </w:tc>
         <w:tc>
           <w:tcPr>
-            <w:tcW w:w="2513" w:type="dxa"/>
-          </w:tcPr>
-          <w:p>
-            <w:pPr>
-              <w:spacing w:after="0" w:line="240" w:lineRule="auto"/>
-            </w:pPr>
-            <w:r>
-              <w:rPr>
-                <w:sz w:val="19"/>
-              </w:rPr>
-              <w:t>postgres:16</w:t>
-            </w:r>
-          </w:p>
-        </w:tc>
-        <w:tc>
-          <w:tcPr>
-            <w:tcW w:w="5294" w:type="dxa"/>
+            <w:tcW w:w="2470" w:type="dxa"/>
+          </w:tcPr>
+          <w:p>
+            <w:pPr>
+              <w:spacing w:after="0" w:line="240" w:lineRule="auto"/>
+            </w:pPr>
+            <w:r>
+              <w:rPr>
+                <w:sz w:val="19"/>
+              </w:rPr>
+              <w:t>postgres:18</w:t>
+            </w:r>
+          </w:p>
+        </w:tc>
+        <w:tc>
+          <w:tcPr>
+            <w:tcW w:w="5356" w:type="dxa"/>
           </w:tcPr>
           <w:p>
             <w:pPr>
@@ -20397,7 +20430,7 @@
         </w:trPr>
         <w:tc>
           <w:tcPr>
-            <w:tcW w:w="1491" w:type="dxa"/>
+            <w:tcW w:w="1472" w:type="dxa"/>
             <w:shd w:val="clear" w:color="auto" w:fill="F2F5F9"/>
           </w:tcPr>
           <w:p>
@@ -20414,24 +20447,24 @@
         </w:tc>
         <w:tc>
           <w:tcPr>
-            <w:tcW w:w="2513" w:type="dxa"/>
-            <w:shd w:val="clear" w:color="auto" w:fill="F2F5F9"/>
-          </w:tcPr>
-          <w:p>
-            <w:pPr>
-              <w:spacing w:after="0" w:line="240" w:lineRule="auto"/>
-            </w:pPr>
-            <w:r>
-              <w:rPr>
-                <w:sz w:val="19"/>
-              </w:rPr>
-              <w:t>redis</w:t>
-            </w:r>
-          </w:p>
-        </w:tc>
-        <w:tc>
-          <w:tcPr>
-            <w:tcW w:w="5294" w:type="dxa"/>
+            <w:tcW w:w="2470" w:type="dxa"/>
+            <w:shd w:val="clear" w:color="auto" w:fill="F2F5F9"/>
+          </w:tcPr>
+          <w:p>
+            <w:pPr>
+              <w:spacing w:after="0" w:line="240" w:lineRule="auto"/>
+            </w:pPr>
+            <w:r>
+              <w:rPr>
+                <w:sz w:val="19"/>
+              </w:rPr>
+              <w:t>redis:8</w:t>
+            </w:r>
+          </w:p>
+        </w:tc>
+        <w:tc>
+          <w:tcPr>
+            <w:tcW w:w="5356" w:type="dxa"/>
             <w:shd w:val="clear" w:color="auto" w:fill="F2F5F9"/>
           </w:tcPr>
           <w:p>
@@ -20454,49 +20487,49 @@
         </w:trPr>
         <w:tc>
           <w:tcPr>
-            <w:tcW w:w="1491" w:type="dxa"/>
-          </w:tcPr>
-          <w:p>
-            <w:pPr>
-              <w:spacing w:after="0" w:line="240" w:lineRule="auto"/>
-            </w:pPr>
-            <w:r>
-              <w:rPr>
-                <w:sz w:val="19"/>
-              </w:rPr>
-              <w:t>minio</w:t>
-            </w:r>
-          </w:p>
-        </w:tc>
-        <w:tc>
-          <w:tcPr>
-            <w:tcW w:w="2513" w:type="dxa"/>
-          </w:tcPr>
-          <w:p>
-            <w:pPr>
-              <w:spacing w:after="0" w:line="240" w:lineRule="auto"/>
-            </w:pPr>
-            <w:r>
-              <w:rPr>
-                <w:sz w:val="19"/>
-              </w:rPr>
-              <w:t>minio</w:t>
-            </w:r>
-          </w:p>
-        </w:tc>
-        <w:tc>
-          <w:tcPr>
-            <w:tcW w:w="5294" w:type="dxa"/>
-          </w:tcPr>
-          <w:p>
-            <w:pPr>
-              <w:spacing w:after="0" w:line="240" w:lineRule="auto"/>
-            </w:pPr>
-            <w:r>
-              <w:rPr>
-                <w:sz w:val="19"/>
-              </w:rPr>
-              <w:t>Photo storage, on a persistent volume (or the provider's S3)</w:t>
+            <w:tcW w:w="1472" w:type="dxa"/>
+          </w:tcPr>
+          <w:p>
+            <w:pPr>
+              <w:spacing w:after="0" w:line="240" w:lineRule="auto"/>
+            </w:pPr>
+            <w:r>
+              <w:rPr>
+                <w:sz w:val="19"/>
+              </w:rPr>
+              <w:t>storage</w:t>
+            </w:r>
+          </w:p>
+        </w:tc>
+        <w:tc>
+          <w:tcPr>
+            <w:tcW w:w="2470" w:type="dxa"/>
+          </w:tcPr>
+          <w:p>
+            <w:pPr>
+              <w:spacing w:after="0" w:line="240" w:lineRule="auto"/>
+            </w:pPr>
+            <w:r>
+              <w:rPr>
+                <w:sz w:val="19"/>
+              </w:rPr>
+              <w:t>garage</w:t>
+            </w:r>
+          </w:p>
+        </w:tc>
+        <w:tc>
+          <w:tcPr>
+            <w:tcW w:w="5356" w:type="dxa"/>
+          </w:tcPr>
+          <w:p>
+            <w:pPr>
+              <w:spacing w:after="0" w:line="240" w:lineRule="auto"/>
+            </w:pPr>
+            <w:r>
+              <w:rPr>
+                <w:sz w:val="19"/>
+              </w:rPr>
+              <w:t>S3-compatible photo storage, on a persistent volume (or the provider's S3)</w:t>
             </w:r>
           </w:p>
         </w:tc>
@@ -20508,7 +20541,7 @@
         </w:trPr>
         <w:tc>
           <w:tcPr>
-            <w:tcW w:w="1491" w:type="dxa"/>
+            <w:tcW w:w="1472" w:type="dxa"/>
             <w:shd w:val="clear" w:color="auto" w:fill="F2F5F9"/>
           </w:tcPr>
           <w:p>
@@ -20525,7 +20558,7 @@
         </w:tc>
         <w:tc>
           <w:tcPr>
-            <w:tcW w:w="2513" w:type="dxa"/>
+            <w:tcW w:w="2470" w:type="dxa"/>
             <w:shd w:val="clear" w:color="auto" w:fill="F2F5F9"/>
           </w:tcPr>
           <w:p>
@@ -20542,24 +20575,18 @@
         </w:tc>
         <w:tc>
           <w:tcPr>
-            <w:tcW w:w="5294" w:type="dxa"/>
-            <w:shd w:val="clear" w:color="auto" w:fill="F2F5F9"/>
-          </w:tcPr>
-          <w:p>
-            <w:pPr>
-              <w:spacing w:after="0" w:line="240" w:lineRule="auto"/>
-            </w:pPr>
-            <w:r>
-              <w:rPr>
-                <w:sz w:val="19"/>
-              </w:rPr>
-              <w:t xml:space="preserve">Nightly encrypted database dump and storage copy to </w:t>
-            </w:r>
-            <w:r>
-              <w:rPr>
-                <w:sz w:val="19"/>
-              </w:rPr>
-              <w:t>off-server storage, kept 30 days</w:t>
+            <w:tcW w:w="5356" w:type="dxa"/>
+            <w:shd w:val="clear" w:color="auto" w:fill="F2F5F9"/>
+          </w:tcPr>
+          <w:p>
+            <w:pPr>
+              <w:spacing w:after="0" w:line="240" w:lineRule="auto"/>
+            </w:pPr>
+            <w:r>
+              <w:rPr>
+                <w:sz w:val="19"/>
+              </w:rPr>
+              <w:t>Nightly encrypted database dump and storage copy to off-server storage, kept 30 days</w:t>
             </w:r>
           </w:p>
         </w:tc>
@@ -20574,7 +20601,7 @@
       <w:pPr>
         <w:pStyle w:val="Heading2"/>
       </w:pPr>
-      <w:bookmarkStart w:id="32" w:name="_Toc244092803"/>
+      <w:bookmarkStart w:id="32" w:name="_Toc244094680"/>
       <w:r>
         <w:t>CI/CD with GitHub Actions</w:t>
       </w:r>
@@ -20866,7 +20893,7 @@
                 <w:color w:val="262626"/>
                 <w:sz w:val="16"/>
               </w:rPr>
-              <w:t>docker compose pull &amp;&amp; up -d</w:t>
+              <w:t>docker compose pull &amp;&amp; up -d</w:t>
             </w:r>
             <w:r>
               <w:rPr>
@@ -20940,13 +20967,7 @@
               <w:rPr>
                 <w:sz w:val="19"/>
               </w:rPr>
-              <w:t xml:space="preserve">Same as staging, </w:t>
-            </w:r>
-            <w:r>
-              <w:rPr>
-                <w:sz w:val="19"/>
-              </w:rPr>
-              <w:t>against production, after manual approval</w:t>
+              <w:t>Same as staging, against production, after manual approval</w:t>
             </w:r>
           </w:p>
         </w:tc>
@@ -21008,7 +21029,13 @@
               <w:rPr>
                 <w:sz w:val="19"/>
               </w:rPr>
-              <w:t>Build the Android App Bundle and the iOS archive; upload to the Google Play internal track and TestFlight</w:t>
+              <w:t xml:space="preserve">Build the </w:t>
+            </w:r>
+            <w:r>
+              <w:rPr>
+                <w:sz w:val="19"/>
+              </w:rPr>
+              <w:t>Android App Bundle and the iOS archive; upload to the Google Play internal track and TestFlight</w:t>
             </w:r>
           </w:p>
         </w:tc>
@@ -21049,10 +21076,10 @@
         <w:t>Store publishing:</w:t>
       </w:r>
       <w:r>
-        <w:t xml:space="preserve"> developer accounts held outside Syria (Project Plan). Reviewers get demo logins for each role on staging data. A privacy policy page is se</w:t>
-      </w:r>
-      <w:r>
-        <w:t xml:space="preserve">rved at </w:t>
+        <w:t xml:space="preserve"> developer accounts held outsi</w:t>
+      </w:r>
+      <w:r>
+        <w:t xml:space="preserve">de Syria (Project Plan). Reviewers get demo logins for each role on staging data. A privacy policy page is served at </w:t>
       </w:r>
       <w:r>
         <w:rPr>
@@ -21070,7 +21097,7 @@
       <w:pPr>
         <w:pStyle w:val="Heading1"/>
       </w:pPr>
-      <w:bookmarkStart w:id="33" w:name="_Toc244092804"/>
+      <w:bookmarkStart w:id="33" w:name="_Toc244094681"/>
       <w:r>
         <w:t>13. Build plan and development conventions</w:t>
       </w:r>
@@ -21080,7 +21107,7 @@
       <w:pPr>
         <w:pStyle w:val="Heading2"/>
       </w:pPr>
-      <w:bookmarkStart w:id="34" w:name="_Toc244092805"/>
+      <w:bookmarkStart w:id="34" w:name="_Toc244094682"/>
       <w:r>
         <w:t>Build order</w:t>
       </w:r>
@@ -21088,10 +21115,10 @@
     </w:p>
     <w:p>
       <w:r>
-        <w:t>The system is built backend first. The whole backend, its API and the dashboard are finished and tested before the mobile screens are built, so the app is written once against a stab</w:t>
-      </w:r>
-      <w:r>
-        <w:t>le API instead of being changed after every backend change. This order is also the fastest with AI-assisted development.</w:t>
+        <w:t>The system is built backend first. The whole backend, its API and the das</w:t>
+      </w:r>
+      <w:r>
+        <w:t>hboard are finished and tested before the mobile screens are built, so the app is written once against a stable API instead of being changed after every backend change. This order is also the fastest with AI-assisted development.</w:t>
       </w:r>
     </w:p>
     <w:tbl>
@@ -21204,7 +21231,15 @@
                 <w:color w:val="FFFFFF"/>
                 <w:sz w:val="19"/>
               </w:rPr>
-              <w:t>Done when</w:t>
+              <w:t xml:space="preserve">Done </w:t>
+            </w:r>
+            <w:r>
+              <w:rPr>
+                <w:b/>
+                <w:color w:val="FFFFFF"/>
+                <w:sz w:val="19"/>
+              </w:rPr>
+              <w:t>when</w:t>
             </w:r>
           </w:p>
         </w:tc>
@@ -21647,7 +21682,7 @@
       <w:pPr>
         <w:pStyle w:val="Heading2"/>
       </w:pPr>
-      <w:bookmarkStart w:id="35" w:name="_Toc244092806"/>
+      <w:bookmarkStart w:id="35" w:name="_Toc244094683"/>
       <w:r>
         <w:t>Two parallel tracks</w:t>
       </w:r>
@@ -21889,7 +21924,7 @@
       <w:pPr>
         <w:pStyle w:val="Heading2"/>
       </w:pPr>
-      <w:bookmarkStart w:id="36" w:name="_Toc244092807"/>
+      <w:bookmarkStart w:id="36" w:name="_Toc244094684"/>
       <w:r>
         <w:t>Conventions for Claude Code</w:t>
       </w:r>
@@ -22146,7 +22181,7 @@
           <w:color w:val="262626"/>
           <w:sz w:val="19"/>
         </w:rPr>
-        <w:t>DomainError(code, message)</w:t>
+        <w:t>DomainError(code, message)</w:t>
       </w:r>
       <w:r>
         <w:t>; one exception handler turns it int</w:t>
@@ -22511,7 +22546,7 @@
       <w:pPr>
         <w:pStyle w:val="Heading1"/>
       </w:pPr>
-      <w:bookmarkStart w:id="37" w:name="_Toc244092808"/>
+      <w:bookmarkStart w:id="37" w:name="_Toc244094685"/>
       <w:r>
         <w:lastRenderedPageBreak/>
         <w:t>14. Traceability</w:t>
@@ -23775,7 +23810,7 @@
         <w:color w:val="595959"/>
         <w:sz w:val="18"/>
       </w:rPr>
-      <w:instrText>NUMPAGES</w:instrText>
+      <w:instrText>SECTIONPAGES</w:instrText>
     </w:r>
     <w:r>
       <w:rPr>
@@ -23786,10 +23821,11 @@
     </w:r>
     <w:r>
       <w:rPr>
+        <w:noProof/>
         <w:color w:val="595959"/>
         <w:sz w:val="18"/>
       </w:rPr>
-      <w:t>1</w:t>
+      <w:t>24</w:t>
     </w:r>
     <w:r>
       <w:rPr>
@@ -35440,7 +35476,7 @@
     <w:autoRedefine/>
     <w:uiPriority w:val="39"/>
     <w:unhideWhenUsed/>
-    <w:rsid w:val="00824139"/>
+    <w:rsid w:val="0044022B"/>
     <w:pPr>
       <w:spacing w:after="100"/>
     </w:pPr>
@@ -35452,7 +35488,7 @@
     <w:autoRedefine/>
     <w:uiPriority w:val="39"/>
     <w:unhideWhenUsed/>
-    <w:rsid w:val="00824139"/>
+    <w:rsid w:val="0044022B"/>
     <w:pPr>
       <w:spacing w:after="100"/>
       <w:ind w:left="220"/>
@@ -35463,7 +35499,7 @@
     <w:basedOn w:val="DefaultParagraphFont"/>
     <w:uiPriority w:val="99"/>
     <w:unhideWhenUsed/>
-    <w:rsid w:val="00824139"/>
+    <w:rsid w:val="0044022B"/>
     <w:rPr>
       <w:color w:val="0000FF" w:themeColor="hyperlink"/>
       <w:u w:val="single"/>
